--- a/Vorlage/Erzaehlung.docx
+++ b/Vorlage/Erzaehlung.docx
@@ -4,18 +4,9 @@
   <w:body>
     <w:p>
       <w:pPr>
-        <w:pStyle w:val="Titel"/>
-      </w:pPr>
-      <w:r>
-        <w:t>Titel</w:t>
-      </w:r>
-    </w:p>
-    <w:p>
-      <w:pPr>
         <w:pStyle w:val="berschrift1"/>
       </w:pPr>
       <w:r>
-        <w:lastRenderedPageBreak/>
         <w:t>1</w:t>
       </w:r>
     </w:p>
@@ -822,9 +813,8 @@
     <w:next w:val="Standard"/>
     <w:uiPriority w:val="9"/>
     <w:qFormat/>
-    <w:rsid w:val="00D83B02"/>
-    <w:pPr>
-      <w:pageBreakBefore/>
+    <w:rsid w:val="009B221B"/>
+    <w:pPr>
       <w:widowControl w:val="0"/>
       <w:outlineLvl w:val="0"/>
     </w:pPr>

--- a/Vorlage/Erzaehlung.docx
+++ b/Vorlage/Erzaehlung.docx
@@ -2,14 +2,6 @@
 <file path=word/document.xml><?xml version="1.0" encoding="utf-8"?>
 <w:document xmlns:wpc="http://schemas.microsoft.com/office/word/2010/wordprocessingCanvas" xmlns:cx="http://schemas.microsoft.com/office/drawing/2014/chartex" xmlns:cx1="http://schemas.microsoft.com/office/drawing/2015/9/8/chartex" xmlns:cx2="http://schemas.microsoft.com/office/drawing/2015/10/21/chartex" xmlns:cx3="http://schemas.microsoft.com/office/drawing/2016/5/9/chartex" xmlns:cx4="http://schemas.microsoft.com/office/drawing/2016/5/10/chartex" xmlns:cx5="http://schemas.microsoft.com/office/drawing/2016/5/11/chartex" xmlns:cx6="http://schemas.microsoft.com/office/drawing/2016/5/12/chartex" xmlns:cx7="http://schemas.microsoft.com/office/drawing/2016/5/13/chartex" xmlns:cx8="http://schemas.microsoft.com/office/drawing/2016/5/14/chartex" xmlns:mc="http://schemas.openxmlformats.org/markup-compatibility/2006" xmlns:aink="http://schemas.microsoft.com/office/drawing/2016/ink" xmlns:am3d="http://schemas.microsoft.com/office/drawing/2017/model3d" xmlns:o="urn:schemas-microsoft-com:office:office" xmlns:oel="http://schemas.microsoft.com/office/2019/extlst" xmlns:r="http://schemas.openxmlformats.org/officeDocument/2006/relationships" xmlns:m="http://schemas.openxmlformats.org/officeDocument/2006/math" xmlns:v="urn:schemas-microsoft-com:vml" xmlns:wp14="http://schemas.microsoft.com/office/word/2010/wordprocessingDrawing" xmlns:wp="http://schemas.openxmlformats.org/drawingml/2006/wordprocessingDrawing" xmlns:w10="urn:schemas-microsoft-com:office:word" xmlns:w="http://schemas.openxmlformats.org/wordprocessingml/2006/main" xmlns:w14="http://schemas.microsoft.com/office/word/2010/wordml" xmlns:w15="http://schemas.microsoft.com/office/word/2012/wordml" xmlns:w16cex="http://schemas.microsoft.com/office/word/2018/wordml/cex" xmlns:w16cid="http://schemas.microsoft.com/office/word/2016/wordml/cid" xmlns:w16="http://schemas.microsoft.com/office/word/2018/wordml" xmlns:w16du="http://schemas.microsoft.com/office/word/2023/wordml/word16du" xmlns:w16sdtdh="http://schemas.microsoft.com/office/word/2020/wordml/sdtdatahash" xmlns:w16sdtfl="http://schemas.microsoft.com/office/word/2024/wordml/sdtformatlock" xmlns:w16se="http://schemas.microsoft.com/office/word/2015/wordml/symex" xmlns:wpg="http://schemas.microsoft.com/office/word/2010/wordprocessingGroup" xmlns:wpi="http://schemas.microsoft.com/office/word/2010/wordprocessingInk" xmlns:wne="http://schemas.microsoft.com/office/word/2006/wordml" xmlns:wps="http://schemas.microsoft.com/office/word/2010/wordprocessingShape" mc:Ignorable="w14 w15 w16se w16cid w16 w16cex w16sdtdh w16sdtfl w16du wp14">
   <w:body>
-    <w:p>
-      <w:pPr>
-        <w:pStyle w:val="berschrift1"/>
-      </w:pPr>
-      <w:r>
-        <w:t>1</w:t>
-      </w:r>
-    </w:p>
     <w:p>
       <w:r>
         <w:t>Hier steht Text…</w:t>

--- a/Vorlage/Erzaehlung.docx
+++ b/Vorlage/Erzaehlung.docx
@@ -10,12 +10,9 @@
     <w:sectPr>
       <w:headerReference w:type="even" r:id="rId6"/>
       <w:headerReference w:type="default" r:id="rId7"/>
-      <w:footerReference w:type="even" r:id="rId8"/>
-      <w:footerReference w:type="default" r:id="rId9"/>
-      <w:headerReference w:type="first" r:id="rId10"/>
-      <w:footerReference w:type="first" r:id="rId11"/>
+      <w:headerReference w:type="first" r:id="rId8"/>
       <w:pgSz w:w="11906" w:h="16838"/>
-      <w:pgMar w:top="1242" w:right="1440" w:bottom="1009" w:left="1797" w:header="567" w:footer="0" w:gutter="0"/>
+      <w:pgMar w:top="2552" w:right="2268" w:bottom="1531" w:left="1134" w:header="968" w:footer="0" w:gutter="0"/>
       <w:cols w:space="720"/>
       <w:formProt w:val="0"/>
       <w:docGrid w:linePitch="100"/>
@@ -47,36 +44,6 @@
     </w:p>
   </w:endnote>
 </w:endnotes>
-</file>
-
-<file path=word/footer1.xml><?xml version="1.0" encoding="utf-8"?>
-<w:ftr xmlns:wpc="http://schemas.microsoft.com/office/word/2010/wordprocessingCanvas" xmlns:cx="http://schemas.microsoft.com/office/drawing/2014/chartex" xmlns:cx1="http://schemas.microsoft.com/office/drawing/2015/9/8/chartex" xmlns:cx2="http://schemas.microsoft.com/office/drawing/2015/10/21/chartex" xmlns:cx3="http://schemas.microsoft.com/office/drawing/2016/5/9/chartex" xmlns:cx4="http://schemas.microsoft.com/office/drawing/2016/5/10/chartex" xmlns:cx5="http://schemas.microsoft.com/office/drawing/2016/5/11/chartex" xmlns:cx6="http://schemas.microsoft.com/office/drawing/2016/5/12/chartex" xmlns:cx7="http://schemas.microsoft.com/office/drawing/2016/5/13/chartex" xmlns:cx8="http://schemas.microsoft.com/office/drawing/2016/5/14/chartex" xmlns:mc="http://schemas.openxmlformats.org/markup-compatibility/2006" xmlns:aink="http://schemas.microsoft.com/office/drawing/2016/ink" xmlns:am3d="http://schemas.microsoft.com/office/drawing/2017/model3d" xmlns:o="urn:schemas-microsoft-com:office:office" xmlns:oel="http://schemas.microsoft.com/office/2019/extlst" xmlns:r="http://schemas.openxmlformats.org/officeDocument/2006/relationships" xmlns:m="http://schemas.openxmlformats.org/officeDocument/2006/math" xmlns:v="urn:schemas-microsoft-com:vml" xmlns:wp14="http://schemas.microsoft.com/office/word/2010/wordprocessingDrawing" xmlns:wp="http://schemas.openxmlformats.org/drawingml/2006/wordprocessingDrawing" xmlns:w10="urn:schemas-microsoft-com:office:word" xmlns:w="http://schemas.openxmlformats.org/wordprocessingml/2006/main" xmlns:w14="http://schemas.microsoft.com/office/word/2010/wordml" xmlns:w15="http://schemas.microsoft.com/office/word/2012/wordml" xmlns:w16cex="http://schemas.microsoft.com/office/word/2018/wordml/cex" xmlns:w16cid="http://schemas.microsoft.com/office/word/2016/wordml/cid" xmlns:w16="http://schemas.microsoft.com/office/word/2018/wordml" xmlns:w16du="http://schemas.microsoft.com/office/word/2023/wordml/word16du" xmlns:w16sdtdh="http://schemas.microsoft.com/office/word/2020/wordml/sdtdatahash" xmlns:w16sdtfl="http://schemas.microsoft.com/office/word/2024/wordml/sdtformatlock" xmlns:w16se="http://schemas.microsoft.com/office/word/2015/wordml/symex" xmlns:wpg="http://schemas.microsoft.com/office/word/2010/wordprocessingGroup" xmlns:wpi="http://schemas.microsoft.com/office/word/2010/wordprocessingInk" xmlns:wne="http://schemas.microsoft.com/office/word/2006/wordml" xmlns:wps="http://schemas.microsoft.com/office/word/2010/wordprocessingShape" mc:Ignorable="w14 w15 w16se w16cid w16 w16cex w16sdtdh w16sdtfl w16du wp14">
-  <w:p>
-    <w:pPr>
-      <w:pStyle w:val="Fuzeile"/>
-    </w:pPr>
-  </w:p>
-</w:ftr>
-</file>
-
-<file path=word/footer2.xml><?xml version="1.0" encoding="utf-8"?>
-<w:ftr xmlns:wpc="http://schemas.microsoft.com/office/word/2010/wordprocessingCanvas" xmlns:cx="http://schemas.microsoft.com/office/drawing/2014/chartex" xmlns:cx1="http://schemas.microsoft.com/office/drawing/2015/9/8/chartex" xmlns:cx2="http://schemas.microsoft.com/office/drawing/2015/10/21/chartex" xmlns:cx3="http://schemas.microsoft.com/office/drawing/2016/5/9/chartex" xmlns:cx4="http://schemas.microsoft.com/office/drawing/2016/5/10/chartex" xmlns:cx5="http://schemas.microsoft.com/office/drawing/2016/5/11/chartex" xmlns:cx6="http://schemas.microsoft.com/office/drawing/2016/5/12/chartex" xmlns:cx7="http://schemas.microsoft.com/office/drawing/2016/5/13/chartex" xmlns:cx8="http://schemas.microsoft.com/office/drawing/2016/5/14/chartex" xmlns:mc="http://schemas.openxmlformats.org/markup-compatibility/2006" xmlns:aink="http://schemas.microsoft.com/office/drawing/2016/ink" xmlns:am3d="http://schemas.microsoft.com/office/drawing/2017/model3d" xmlns:o="urn:schemas-microsoft-com:office:office" xmlns:oel="http://schemas.microsoft.com/office/2019/extlst" xmlns:r="http://schemas.openxmlformats.org/officeDocument/2006/relationships" xmlns:m="http://schemas.openxmlformats.org/officeDocument/2006/math" xmlns:v="urn:schemas-microsoft-com:vml" xmlns:wp14="http://schemas.microsoft.com/office/word/2010/wordprocessingDrawing" xmlns:wp="http://schemas.openxmlformats.org/drawingml/2006/wordprocessingDrawing" xmlns:w10="urn:schemas-microsoft-com:office:word" xmlns:w="http://schemas.openxmlformats.org/wordprocessingml/2006/main" xmlns:w14="http://schemas.microsoft.com/office/word/2010/wordml" xmlns:w15="http://schemas.microsoft.com/office/word/2012/wordml" xmlns:w16cex="http://schemas.microsoft.com/office/word/2018/wordml/cex" xmlns:w16cid="http://schemas.microsoft.com/office/word/2016/wordml/cid" xmlns:w16="http://schemas.microsoft.com/office/word/2018/wordml" xmlns:w16du="http://schemas.microsoft.com/office/word/2023/wordml/word16du" xmlns:w16sdtdh="http://schemas.microsoft.com/office/word/2020/wordml/sdtdatahash" xmlns:w16sdtfl="http://schemas.microsoft.com/office/word/2024/wordml/sdtformatlock" xmlns:w16se="http://schemas.microsoft.com/office/word/2015/wordml/symex" xmlns:wpg="http://schemas.microsoft.com/office/word/2010/wordprocessingGroup" xmlns:wpi="http://schemas.microsoft.com/office/word/2010/wordprocessingInk" xmlns:wne="http://schemas.microsoft.com/office/word/2006/wordml" xmlns:wps="http://schemas.microsoft.com/office/word/2010/wordprocessingShape" mc:Ignorable="w14 w15 w16se w16cid w16 w16cex w16sdtdh w16sdtfl w16du wp14">
-  <w:p>
-    <w:pPr>
-      <w:pStyle w:val="Fuzeile"/>
-    </w:pPr>
-  </w:p>
-</w:ftr>
-</file>
-
-<file path=word/footer3.xml><?xml version="1.0" encoding="utf-8"?>
-<w:ftr xmlns:wpc="http://schemas.microsoft.com/office/word/2010/wordprocessingCanvas" xmlns:cx="http://schemas.microsoft.com/office/drawing/2014/chartex" xmlns:cx1="http://schemas.microsoft.com/office/drawing/2015/9/8/chartex" xmlns:cx2="http://schemas.microsoft.com/office/drawing/2015/10/21/chartex" xmlns:cx3="http://schemas.microsoft.com/office/drawing/2016/5/9/chartex" xmlns:cx4="http://schemas.microsoft.com/office/drawing/2016/5/10/chartex" xmlns:cx5="http://schemas.microsoft.com/office/drawing/2016/5/11/chartex" xmlns:cx6="http://schemas.microsoft.com/office/drawing/2016/5/12/chartex" xmlns:cx7="http://schemas.microsoft.com/office/drawing/2016/5/13/chartex" xmlns:cx8="http://schemas.microsoft.com/office/drawing/2016/5/14/chartex" xmlns:mc="http://schemas.openxmlformats.org/markup-compatibility/2006" xmlns:aink="http://schemas.microsoft.com/office/drawing/2016/ink" xmlns:am3d="http://schemas.microsoft.com/office/drawing/2017/model3d" xmlns:o="urn:schemas-microsoft-com:office:office" xmlns:oel="http://schemas.microsoft.com/office/2019/extlst" xmlns:r="http://schemas.openxmlformats.org/officeDocument/2006/relationships" xmlns:m="http://schemas.openxmlformats.org/officeDocument/2006/math" xmlns:v="urn:schemas-microsoft-com:vml" xmlns:wp14="http://schemas.microsoft.com/office/word/2010/wordprocessingDrawing" xmlns:wp="http://schemas.openxmlformats.org/drawingml/2006/wordprocessingDrawing" xmlns:w10="urn:schemas-microsoft-com:office:word" xmlns:w="http://schemas.openxmlformats.org/wordprocessingml/2006/main" xmlns:w14="http://schemas.microsoft.com/office/word/2010/wordml" xmlns:w15="http://schemas.microsoft.com/office/word/2012/wordml" xmlns:w16cex="http://schemas.microsoft.com/office/word/2018/wordml/cex" xmlns:w16cid="http://schemas.microsoft.com/office/word/2016/wordml/cid" xmlns:w16="http://schemas.microsoft.com/office/word/2018/wordml" xmlns:w16du="http://schemas.microsoft.com/office/word/2023/wordml/word16du" xmlns:w16sdtdh="http://schemas.microsoft.com/office/word/2020/wordml/sdtdatahash" xmlns:w16sdtfl="http://schemas.microsoft.com/office/word/2024/wordml/sdtformatlock" xmlns:w16se="http://schemas.microsoft.com/office/word/2015/wordml/symex" xmlns:wpg="http://schemas.microsoft.com/office/word/2010/wordprocessingGroup" xmlns:wpi="http://schemas.microsoft.com/office/word/2010/wordprocessingInk" xmlns:wne="http://schemas.microsoft.com/office/word/2006/wordml" xmlns:wps="http://schemas.microsoft.com/office/word/2010/wordprocessingShape" mc:Ignorable="w14 w15 w16se w16cid w16 w16cex w16sdtdh w16sdtfl w16du wp14">
-  <w:p>
-    <w:pPr>
-      <w:pStyle w:val="Fuzeile"/>
-    </w:pPr>
-  </w:p>
-</w:ftr>
 </file>
 
 <file path=word/footnotes.xml><?xml version="1.0" encoding="utf-8"?>
@@ -359,9 +326,6 @@
     <w:r>
       <w:tab/>
       <w:t xml:space="preserve"> </w:t>
-    </w:r>
-    <w:r>
-      <w:tab/>
     </w:r>
     <w:r>
       <w:tab/>

--- a/Vorlage/Erzaehlung.docx
+++ b/Vorlage/Erzaehlung.docx
@@ -3,8 +3,24 @@
 <w:document xmlns:wpc="http://schemas.microsoft.com/office/word/2010/wordprocessingCanvas" xmlns:cx="http://schemas.microsoft.com/office/drawing/2014/chartex" xmlns:cx1="http://schemas.microsoft.com/office/drawing/2015/9/8/chartex" xmlns:cx2="http://schemas.microsoft.com/office/drawing/2015/10/21/chartex" xmlns:cx3="http://schemas.microsoft.com/office/drawing/2016/5/9/chartex" xmlns:cx4="http://schemas.microsoft.com/office/drawing/2016/5/10/chartex" xmlns:cx5="http://schemas.microsoft.com/office/drawing/2016/5/11/chartex" xmlns:cx6="http://schemas.microsoft.com/office/drawing/2016/5/12/chartex" xmlns:cx7="http://schemas.microsoft.com/office/drawing/2016/5/13/chartex" xmlns:cx8="http://schemas.microsoft.com/office/drawing/2016/5/14/chartex" xmlns:mc="http://schemas.openxmlformats.org/markup-compatibility/2006" xmlns:aink="http://schemas.microsoft.com/office/drawing/2016/ink" xmlns:am3d="http://schemas.microsoft.com/office/drawing/2017/model3d" xmlns:o="urn:schemas-microsoft-com:office:office" xmlns:oel="http://schemas.microsoft.com/office/2019/extlst" xmlns:r="http://schemas.openxmlformats.org/officeDocument/2006/relationships" xmlns:m="http://schemas.openxmlformats.org/officeDocument/2006/math" xmlns:v="urn:schemas-microsoft-com:vml" xmlns:wp14="http://schemas.microsoft.com/office/word/2010/wordprocessingDrawing" xmlns:wp="http://schemas.openxmlformats.org/drawingml/2006/wordprocessingDrawing" xmlns:w10="urn:schemas-microsoft-com:office:word" xmlns:w="http://schemas.openxmlformats.org/wordprocessingml/2006/main" xmlns:w14="http://schemas.microsoft.com/office/word/2010/wordml" xmlns:w15="http://schemas.microsoft.com/office/word/2012/wordml" xmlns:w16cex="http://schemas.microsoft.com/office/word/2018/wordml/cex" xmlns:w16cid="http://schemas.microsoft.com/office/word/2016/wordml/cid" xmlns:w16="http://schemas.microsoft.com/office/word/2018/wordml" xmlns:w16du="http://schemas.microsoft.com/office/word/2023/wordml/word16du" xmlns:w16sdtdh="http://schemas.microsoft.com/office/word/2020/wordml/sdtdatahash" xmlns:w16sdtfl="http://schemas.microsoft.com/office/word/2024/wordml/sdtformatlock" xmlns:w16se="http://schemas.microsoft.com/office/word/2015/wordml/symex" xmlns:wpg="http://schemas.microsoft.com/office/word/2010/wordprocessingGroup" xmlns:wpi="http://schemas.microsoft.com/office/word/2010/wordprocessingInk" xmlns:wne="http://schemas.microsoft.com/office/word/2006/wordml" xmlns:wps="http://schemas.microsoft.com/office/word/2010/wordprocessingShape" mc:Ignorable="w14 w15 w16se w16cid w16 w16cex w16sdtdh w16sdtfl w16du wp14">
   <w:body>
     <w:p>
+      <w:pPr>
+        <w:pStyle w:val="berschrift1"/>
+      </w:pPr>
       <w:r>
-        <w:t>Hier steht Text…</w:t>
+        <w:t>Überschrift</w:t>
+      </w:r>
+    </w:p>
+    <w:p>
+      <w:pPr>
+        <w:pStyle w:val="Untertitel"/>
+      </w:pPr>
+      <w:r>
+        <w:t>Untertitel</w:t>
+      </w:r>
+    </w:p>
+    <w:p>
+      <w:r>
+        <w:t>Text</w:t>
       </w:r>
     </w:p>
     <w:sectPr>
@@ -12,7 +28,7 @@
       <w:headerReference w:type="default" r:id="rId7"/>
       <w:headerReference w:type="first" r:id="rId8"/>
       <w:pgSz w:w="11906" w:h="16838"/>
-      <w:pgMar w:top="2552" w:right="2268" w:bottom="1531" w:left="1134" w:header="968" w:footer="0" w:gutter="0"/>
+      <w:pgMar w:top="2552" w:right="2268" w:bottom="1531" w:left="1134" w:header="567" w:footer="0" w:gutter="0"/>
       <w:cols w:space="720"/>
       <w:formProt w:val="0"/>
       <w:docGrid w:linePitch="100"/>

--- a/Vorlage/Erzaehlung.docx
+++ b/Vorlage/Erzaehlung.docx
@@ -1,137 +1,148 @@
 
 <file path=word/document.xml><?xml version="1.0" encoding="utf-8"?>
-<w:document xmlns:wpc="http://schemas.microsoft.com/office/word/2010/wordprocessingCanvas" xmlns:cx="http://schemas.microsoft.com/office/drawing/2014/chartex" xmlns:cx1="http://schemas.microsoft.com/office/drawing/2015/9/8/chartex" xmlns:cx2="http://schemas.microsoft.com/office/drawing/2015/10/21/chartex" xmlns:cx3="http://schemas.microsoft.com/office/drawing/2016/5/9/chartex" xmlns:cx4="http://schemas.microsoft.com/office/drawing/2016/5/10/chartex" xmlns:cx5="http://schemas.microsoft.com/office/drawing/2016/5/11/chartex" xmlns:cx6="http://schemas.microsoft.com/office/drawing/2016/5/12/chartex" xmlns:cx7="http://schemas.microsoft.com/office/drawing/2016/5/13/chartex" xmlns:cx8="http://schemas.microsoft.com/office/drawing/2016/5/14/chartex" xmlns:mc="http://schemas.openxmlformats.org/markup-compatibility/2006" xmlns:aink="http://schemas.microsoft.com/office/drawing/2016/ink" xmlns:am3d="http://schemas.microsoft.com/office/drawing/2017/model3d" xmlns:o="urn:schemas-microsoft-com:office:office" xmlns:oel="http://schemas.microsoft.com/office/2019/extlst" xmlns:r="http://schemas.openxmlformats.org/officeDocument/2006/relationships" xmlns:m="http://schemas.openxmlformats.org/officeDocument/2006/math" xmlns:v="urn:schemas-microsoft-com:vml" xmlns:wp14="http://schemas.microsoft.com/office/word/2010/wordprocessingDrawing" xmlns:wp="http://schemas.openxmlformats.org/drawingml/2006/wordprocessingDrawing" xmlns:w10="urn:schemas-microsoft-com:office:word" xmlns:w="http://schemas.openxmlformats.org/wordprocessingml/2006/main" xmlns:w14="http://schemas.microsoft.com/office/word/2010/wordml" xmlns:w15="http://schemas.microsoft.com/office/word/2012/wordml" xmlns:w16cex="http://schemas.microsoft.com/office/word/2018/wordml/cex" xmlns:w16cid="http://schemas.microsoft.com/office/word/2016/wordml/cid" xmlns:w16="http://schemas.microsoft.com/office/word/2018/wordml" xmlns:w16du="http://schemas.microsoft.com/office/word/2023/wordml/word16du" xmlns:w16sdtdh="http://schemas.microsoft.com/office/word/2020/wordml/sdtdatahash" xmlns:w16sdtfl="http://schemas.microsoft.com/office/word/2024/wordml/sdtformatlock" xmlns:w16se="http://schemas.microsoft.com/office/word/2015/wordml/symex" xmlns:wpg="http://schemas.microsoft.com/office/word/2010/wordprocessingGroup" xmlns:wpi="http://schemas.microsoft.com/office/word/2010/wordprocessingInk" xmlns:wne="http://schemas.microsoft.com/office/word/2006/wordml" xmlns:wps="http://schemas.microsoft.com/office/word/2010/wordprocessingShape" mc:Ignorable="w14 w15 w16se w16cid w16 w16cex w16sdtdh w16sdtfl w16du wp14">
+<w:document xmlns:o="urn:schemas-microsoft-com:office:office" xmlns:r="http://schemas.openxmlformats.org/officeDocument/2006/relationships" xmlns:v="urn:schemas-microsoft-com:vml" xmlns:w="http://schemas.openxmlformats.org/wordprocessingml/2006/main" xmlns:w10="urn:schemas-microsoft-com:office:word" xmlns:wp="http://schemas.openxmlformats.org/drawingml/2006/wordprocessingDrawing" xmlns:pic="http://schemas.openxmlformats.org/drawingml/2006/picture" xmlns:wps="http://schemas.microsoft.com/office/word/2010/wordprocessingShape" xmlns:wpg="http://schemas.microsoft.com/office/word/2010/wordprocessingGroup" xmlns:mc="http://schemas.openxmlformats.org/markup-compatibility/2006" xmlns:wp14="http://schemas.microsoft.com/office/word/2010/wordprocessingDrawing" xmlns:w14="http://schemas.microsoft.com/office/word/2010/wordml" xmlns:w15="http://schemas.microsoft.com/office/word/2012/wordml" mc:Ignorable="w14 wp14 w15">
   <w:body>
     <w:p>
       <w:pPr>
-        <w:pStyle w:val="berschrift1"/>
+        <w:pStyle w:val="Heading1"/>
+        <w:rPr/>
       </w:pPr>
       <w:r>
+        <w:rPr/>
         <w:t>Überschrift</w:t>
       </w:r>
     </w:p>
     <w:p>
       <w:pPr>
-        <w:pStyle w:val="Untertitel"/>
+        <w:pStyle w:val="Subtitle"/>
+        <w:rPr/>
       </w:pPr>
       <w:r>
+        <w:rPr/>
         <w:t>Untertitel</w:t>
       </w:r>
     </w:p>
     <w:p>
+      <w:pPr>
+        <w:pStyle w:val="Normal"/>
+        <w:widowControl/>
+        <w:suppressAutoHyphens w:val="true"/>
+        <w:bidi w:val="0"/>
+        <w:spacing w:lineRule="auto" w:line="360" w:before="0" w:after="360"/>
+        <w:jc w:val="left"/>
+        <w:rPr/>
+      </w:pPr>
       <w:r>
+        <w:rPr/>
         <w:t>Text</w:t>
       </w:r>
     </w:p>
     <w:sectPr>
-      <w:headerReference w:type="even" r:id="rId6"/>
-      <w:headerReference w:type="default" r:id="rId7"/>
-      <w:headerReference w:type="first" r:id="rId8"/>
+      <w:headerReference w:type="even" r:id="rId2"/>
+      <w:headerReference w:type="default" r:id="rId3"/>
+      <w:headerReference w:type="first" r:id="rId4"/>
+      <w:footerReference w:type="even" r:id="rId5"/>
+      <w:footerReference w:type="default" r:id="rId6"/>
+      <w:footerReference w:type="first" r:id="rId7"/>
+      <w:type w:val="nextPage"/>
       <w:pgSz w:w="11906" w:h="16838"/>
-      <w:pgMar w:top="2552" w:right="2268" w:bottom="1531" w:left="1134" w:header="567" w:footer="0" w:gutter="0"/>
-      <w:cols w:space="720"/>
-      <w:formProt w:val="0"/>
-      <w:docGrid w:linePitch="100"/>
+      <w:pgMar w:left="1134" w:right="2268" w:gutter="0" w:header="567" w:top="2552" w:footer="0" w:bottom="1985"/>
+      <w:pgNumType w:fmt="decimal"/>
+      <w:formProt w:val="false"/>
+      <w:textDirection w:val="lrTb"/>
+      <w:docGrid w:type="default" w:linePitch="100" w:charSpace="0"/>
     </w:sectPr>
   </w:body>
 </w:document>
 </file>
 
-<file path=word/endnotes.xml><?xml version="1.0" encoding="utf-8"?>
-<w:endnotes xmlns:wpc="http://schemas.microsoft.com/office/word/2010/wordprocessingCanvas" xmlns:cx="http://schemas.microsoft.com/office/drawing/2014/chartex" xmlns:cx1="http://schemas.microsoft.com/office/drawing/2015/9/8/chartex" xmlns:cx2="http://schemas.microsoft.com/office/drawing/2015/10/21/chartex" xmlns:cx3="http://schemas.microsoft.com/office/drawing/2016/5/9/chartex" xmlns:cx4="http://schemas.microsoft.com/office/drawing/2016/5/10/chartex" xmlns:cx5="http://schemas.microsoft.com/office/drawing/2016/5/11/chartex" xmlns:cx6="http://schemas.microsoft.com/office/drawing/2016/5/12/chartex" xmlns:cx7="http://schemas.microsoft.com/office/drawing/2016/5/13/chartex" xmlns:cx8="http://schemas.microsoft.com/office/drawing/2016/5/14/chartex" xmlns:mc="http://schemas.openxmlformats.org/markup-compatibility/2006" xmlns:aink="http://schemas.microsoft.com/office/drawing/2016/ink" xmlns:am3d="http://schemas.microsoft.com/office/drawing/2017/model3d" xmlns:o="urn:schemas-microsoft-com:office:office" xmlns:oel="http://schemas.microsoft.com/office/2019/extlst" xmlns:r="http://schemas.openxmlformats.org/officeDocument/2006/relationships" xmlns:m="http://schemas.openxmlformats.org/officeDocument/2006/math" xmlns:v="urn:schemas-microsoft-com:vml" xmlns:wp14="http://schemas.microsoft.com/office/word/2010/wordprocessingDrawing" xmlns:wp="http://schemas.openxmlformats.org/drawingml/2006/wordprocessingDrawing" xmlns:w10="urn:schemas-microsoft-com:office:word" xmlns:w="http://schemas.openxmlformats.org/wordprocessingml/2006/main" xmlns:w14="http://schemas.microsoft.com/office/word/2010/wordml" xmlns:w15="http://schemas.microsoft.com/office/word/2012/wordml" xmlns:w16cex="http://schemas.microsoft.com/office/word/2018/wordml/cex" xmlns:w16cid="http://schemas.microsoft.com/office/word/2016/wordml/cid" xmlns:w16="http://schemas.microsoft.com/office/word/2018/wordml" xmlns:w16du="http://schemas.microsoft.com/office/word/2023/wordml/word16du" xmlns:w16sdtdh="http://schemas.microsoft.com/office/word/2020/wordml/sdtdatahash" xmlns:w16sdtfl="http://schemas.microsoft.com/office/word/2024/wordml/sdtformatlock" xmlns:w16se="http://schemas.microsoft.com/office/word/2015/wordml/symex" xmlns:wpg="http://schemas.microsoft.com/office/word/2010/wordprocessingGroup" xmlns:wpi="http://schemas.microsoft.com/office/word/2010/wordprocessingInk" xmlns:wne="http://schemas.microsoft.com/office/word/2006/wordml" xmlns:wps="http://schemas.microsoft.com/office/word/2010/wordprocessingShape" mc:Ignorable="w14 w15 w16se w16cid w16 w16cex w16sdtdh w16sdtfl w16du wp14">
-  <w:endnote w:type="separator" w:id="-1">
-    <w:p>
-      <w:pPr>
-        <w:spacing w:after="0" w:line="240" w:lineRule="auto"/>
-      </w:pPr>
-      <w:r>
-        <w:separator/>
-      </w:r>
-    </w:p>
-  </w:endnote>
-  <w:endnote w:type="continuationSeparator" w:id="0">
-    <w:p>
-      <w:pPr>
-        <w:spacing w:after="0" w:line="240" w:lineRule="auto"/>
-      </w:pPr>
-      <w:r>
-        <w:continuationSeparator/>
-      </w:r>
-    </w:p>
-  </w:endnote>
-</w:endnotes>
+<file path=word/footer1.xml><?xml version="1.0" encoding="utf-8"?>
+<w:ftr xmlns:o="urn:schemas-microsoft-com:office:office" xmlns:r="http://schemas.openxmlformats.org/officeDocument/2006/relationships" xmlns:v="urn:schemas-microsoft-com:vml" xmlns:w="http://schemas.openxmlformats.org/wordprocessingml/2006/main" xmlns:w10="urn:schemas-microsoft-com:office:word" xmlns:wp="http://schemas.openxmlformats.org/drawingml/2006/wordprocessingDrawing" xmlns:pic="http://schemas.openxmlformats.org/drawingml/2006/picture" xmlns:wps="http://schemas.microsoft.com/office/word/2010/wordprocessingShape" xmlns:wpg="http://schemas.microsoft.com/office/word/2010/wordprocessingGroup" xmlns:mc="http://schemas.openxmlformats.org/markup-compatibility/2006" xmlns:wp14="http://schemas.microsoft.com/office/word/2010/wordprocessingDrawing" xmlns:w14="http://schemas.microsoft.com/office/word/2010/wordml" xmlns:w15="http://schemas.microsoft.com/office/word/2012/wordml" mc:Ignorable="w14 wp14 w15">
+  <w:p>
+    <w:pPr>
+      <w:pStyle w:val="Footer"/>
+      <w:rPr/>
+    </w:pPr>
+    <w:r>
+      <w:rPr/>
+    </w:r>
+  </w:p>
+</w:ftr>
 </file>
 
-<file path=word/footnotes.xml><?xml version="1.0" encoding="utf-8"?>
-<w:footnotes xmlns:wpc="http://schemas.microsoft.com/office/word/2010/wordprocessingCanvas" xmlns:cx="http://schemas.microsoft.com/office/drawing/2014/chartex" xmlns:cx1="http://schemas.microsoft.com/office/drawing/2015/9/8/chartex" xmlns:cx2="http://schemas.microsoft.com/office/drawing/2015/10/21/chartex" xmlns:cx3="http://schemas.microsoft.com/office/drawing/2016/5/9/chartex" xmlns:cx4="http://schemas.microsoft.com/office/drawing/2016/5/10/chartex" xmlns:cx5="http://schemas.microsoft.com/office/drawing/2016/5/11/chartex" xmlns:cx6="http://schemas.microsoft.com/office/drawing/2016/5/12/chartex" xmlns:cx7="http://schemas.microsoft.com/office/drawing/2016/5/13/chartex" xmlns:cx8="http://schemas.microsoft.com/office/drawing/2016/5/14/chartex" xmlns:mc="http://schemas.openxmlformats.org/markup-compatibility/2006" xmlns:aink="http://schemas.microsoft.com/office/drawing/2016/ink" xmlns:am3d="http://schemas.microsoft.com/office/drawing/2017/model3d" xmlns:o="urn:schemas-microsoft-com:office:office" xmlns:oel="http://schemas.microsoft.com/office/2019/extlst" xmlns:r="http://schemas.openxmlformats.org/officeDocument/2006/relationships" xmlns:m="http://schemas.openxmlformats.org/officeDocument/2006/math" xmlns:v="urn:schemas-microsoft-com:vml" xmlns:wp14="http://schemas.microsoft.com/office/word/2010/wordprocessingDrawing" xmlns:wp="http://schemas.openxmlformats.org/drawingml/2006/wordprocessingDrawing" xmlns:w10="urn:schemas-microsoft-com:office:word" xmlns:w="http://schemas.openxmlformats.org/wordprocessingml/2006/main" xmlns:w14="http://schemas.microsoft.com/office/word/2010/wordml" xmlns:w15="http://schemas.microsoft.com/office/word/2012/wordml" xmlns:w16cex="http://schemas.microsoft.com/office/word/2018/wordml/cex" xmlns:w16cid="http://schemas.microsoft.com/office/word/2016/wordml/cid" xmlns:w16="http://schemas.microsoft.com/office/word/2018/wordml" xmlns:w16du="http://schemas.microsoft.com/office/word/2023/wordml/word16du" xmlns:w16sdtdh="http://schemas.microsoft.com/office/word/2020/wordml/sdtdatahash" xmlns:w16sdtfl="http://schemas.microsoft.com/office/word/2024/wordml/sdtformatlock" xmlns:w16se="http://schemas.microsoft.com/office/word/2015/wordml/symex" xmlns:wpg="http://schemas.microsoft.com/office/word/2010/wordprocessingGroup" xmlns:wpi="http://schemas.microsoft.com/office/word/2010/wordprocessingInk" xmlns:wne="http://schemas.microsoft.com/office/word/2006/wordml" xmlns:wps="http://schemas.microsoft.com/office/word/2010/wordprocessingShape" mc:Ignorable="w14 w15 w16se w16cid w16 w16cex w16sdtdh w16sdtfl w16du wp14">
-  <w:footnote w:type="separator" w:id="-1">
-    <w:p>
-      <w:pPr>
-        <w:spacing w:after="0" w:line="240" w:lineRule="auto"/>
-      </w:pPr>
-      <w:r>
-        <w:separator/>
-      </w:r>
-    </w:p>
-  </w:footnote>
-  <w:footnote w:type="continuationSeparator" w:id="0">
-    <w:p>
-      <w:pPr>
-        <w:spacing w:after="0" w:line="240" w:lineRule="auto"/>
-      </w:pPr>
-      <w:r>
-        <w:continuationSeparator/>
-      </w:r>
-    </w:p>
-  </w:footnote>
-</w:footnotes>
+<file path=word/footer2.xml><?xml version="1.0" encoding="utf-8"?>
+<w:ftr xmlns:o="urn:schemas-microsoft-com:office:office" xmlns:r="http://schemas.openxmlformats.org/officeDocument/2006/relationships" xmlns:v="urn:schemas-microsoft-com:vml" xmlns:w="http://schemas.openxmlformats.org/wordprocessingml/2006/main" xmlns:w10="urn:schemas-microsoft-com:office:word" xmlns:wp="http://schemas.openxmlformats.org/drawingml/2006/wordprocessingDrawing" xmlns:pic="http://schemas.openxmlformats.org/drawingml/2006/picture" xmlns:wps="http://schemas.microsoft.com/office/word/2010/wordprocessingShape" xmlns:wpg="http://schemas.microsoft.com/office/word/2010/wordprocessingGroup" xmlns:mc="http://schemas.openxmlformats.org/markup-compatibility/2006" xmlns:wp14="http://schemas.microsoft.com/office/word/2010/wordprocessingDrawing" xmlns:w14="http://schemas.microsoft.com/office/word/2010/wordml" xmlns:w15="http://schemas.microsoft.com/office/word/2012/wordml" mc:Ignorable="w14 wp14 w15">
+  <w:p>
+    <w:pPr>
+      <w:pStyle w:val="Footer"/>
+      <w:rPr/>
+    </w:pPr>
+    <w:r>
+      <w:rPr/>
+    </w:r>
+  </w:p>
+</w:ftr>
+</file>
+
+<file path=word/footer3.xml><?xml version="1.0" encoding="utf-8"?>
+<w:ftr xmlns:o="urn:schemas-microsoft-com:office:office" xmlns:r="http://schemas.openxmlformats.org/officeDocument/2006/relationships" xmlns:v="urn:schemas-microsoft-com:vml" xmlns:w="http://schemas.openxmlformats.org/wordprocessingml/2006/main" xmlns:w10="urn:schemas-microsoft-com:office:word" xmlns:wp="http://schemas.openxmlformats.org/drawingml/2006/wordprocessingDrawing" xmlns:pic="http://schemas.openxmlformats.org/drawingml/2006/picture" xmlns:wps="http://schemas.microsoft.com/office/word/2010/wordprocessingShape" xmlns:wpg="http://schemas.microsoft.com/office/word/2010/wordprocessingGroup" xmlns:mc="http://schemas.openxmlformats.org/markup-compatibility/2006" xmlns:wp14="http://schemas.microsoft.com/office/word/2010/wordprocessingDrawing" xmlns:w14="http://schemas.microsoft.com/office/word/2010/wordml" xmlns:w15="http://schemas.microsoft.com/office/word/2012/wordml" mc:Ignorable="w14 wp14 w15">
+  <w:p>
+    <w:pPr>
+      <w:pStyle w:val="Footer"/>
+      <w:rPr/>
+    </w:pPr>
+    <w:r>
+      <w:rPr/>
+    </w:r>
+  </w:p>
+</w:ftr>
 </file>
 
 <file path=word/header1.xml><?xml version="1.0" encoding="utf-8"?>
-<w:hdr xmlns:wpc="http://schemas.microsoft.com/office/word/2010/wordprocessingCanvas" xmlns:cx="http://schemas.microsoft.com/office/drawing/2014/chartex" xmlns:cx1="http://schemas.microsoft.com/office/drawing/2015/9/8/chartex" xmlns:cx2="http://schemas.microsoft.com/office/drawing/2015/10/21/chartex" xmlns:cx3="http://schemas.microsoft.com/office/drawing/2016/5/9/chartex" xmlns:cx4="http://schemas.microsoft.com/office/drawing/2016/5/10/chartex" xmlns:cx5="http://schemas.microsoft.com/office/drawing/2016/5/11/chartex" xmlns:cx6="http://schemas.microsoft.com/office/drawing/2016/5/12/chartex" xmlns:cx7="http://schemas.microsoft.com/office/drawing/2016/5/13/chartex" xmlns:cx8="http://schemas.microsoft.com/office/drawing/2016/5/14/chartex" xmlns:mc="http://schemas.openxmlformats.org/markup-compatibility/2006" xmlns:aink="http://schemas.microsoft.com/office/drawing/2016/ink" xmlns:am3d="http://schemas.microsoft.com/office/drawing/2017/model3d" xmlns:o="urn:schemas-microsoft-com:office:office" xmlns:oel="http://schemas.microsoft.com/office/2019/extlst" xmlns:r="http://schemas.openxmlformats.org/officeDocument/2006/relationships" xmlns:m="http://schemas.openxmlformats.org/officeDocument/2006/math" xmlns:v="urn:schemas-microsoft-com:vml" xmlns:wp14="http://schemas.microsoft.com/office/word/2010/wordprocessingDrawing" xmlns:wp="http://schemas.openxmlformats.org/drawingml/2006/wordprocessingDrawing" xmlns:w10="urn:schemas-microsoft-com:office:word" xmlns:w="http://schemas.openxmlformats.org/wordprocessingml/2006/main" xmlns:w14="http://schemas.microsoft.com/office/word/2010/wordml" xmlns:w15="http://schemas.microsoft.com/office/word/2012/wordml" xmlns:w16cex="http://schemas.microsoft.com/office/word/2018/wordml/cex" xmlns:w16cid="http://schemas.microsoft.com/office/word/2016/wordml/cid" xmlns:w16="http://schemas.microsoft.com/office/word/2018/wordml" xmlns:w16du="http://schemas.microsoft.com/office/word/2023/wordml/word16du" xmlns:w16sdtdh="http://schemas.microsoft.com/office/word/2020/wordml/sdtdatahash" xmlns:w16sdtfl="http://schemas.microsoft.com/office/word/2024/wordml/sdtformatlock" xmlns:w16se="http://schemas.microsoft.com/office/word/2015/wordml/symex" xmlns:wpg="http://schemas.microsoft.com/office/word/2010/wordprocessingGroup" xmlns:wpi="http://schemas.microsoft.com/office/word/2010/wordprocessingInk" xmlns:wne="http://schemas.microsoft.com/office/word/2006/wordml" xmlns:wps="http://schemas.microsoft.com/office/word/2010/wordprocessingShape" mc:Ignorable="w14 w15 w16se w16cid w16 w16cex w16sdtdh w16sdtfl w16du wp14">
+<w:hdr xmlns:o="urn:schemas-microsoft-com:office:office" xmlns:r="http://schemas.openxmlformats.org/officeDocument/2006/relationships" xmlns:v="urn:schemas-microsoft-com:vml" xmlns:w="http://schemas.openxmlformats.org/wordprocessingml/2006/main" xmlns:w10="urn:schemas-microsoft-com:office:word" xmlns:wp="http://schemas.openxmlformats.org/drawingml/2006/wordprocessingDrawing" xmlns:pic="http://schemas.openxmlformats.org/drawingml/2006/picture" xmlns:wps="http://schemas.microsoft.com/office/word/2010/wordprocessingShape" xmlns:wpg="http://schemas.microsoft.com/office/word/2010/wordprocessingGroup" xmlns:mc="http://schemas.openxmlformats.org/markup-compatibility/2006" xmlns:wp14="http://schemas.microsoft.com/office/word/2010/wordprocessingDrawing" xmlns:w14="http://schemas.microsoft.com/office/word/2010/wordml" xmlns:w15="http://schemas.microsoft.com/office/word/2012/wordml" mc:Ignorable="w14 wp14 w15">
   <w:sdt>
     <w:sdtPr>
-      <w:id w:val="538865133"/>
       <w:docPartObj>
         <w:docPartGallery w:val="Page Numbers (Top of Page)"/>
-        <w:docPartUnique/>
+        <w:docPartUnique w:val="true"/>
       </w:docPartObj>
+      <w:id w:val="538865133"/>
     </w:sdtPr>
     <w:sdtContent>
       <w:p>
         <w:pPr>
-          <w:pStyle w:val="Kopfzeile"/>
+          <w:pStyle w:val="Header"/>
           <w:rPr>
-            <w:rStyle w:val="Seitenzahl"/>
+            <w:rStyle w:val="PageNumber"/>
           </w:rPr>
         </w:pPr>
         <w:r>
           <w:rPr>
-            <w:rStyle w:val="Seitenzahl"/>
+            <w:rStyle w:val="PageNumber"/>
           </w:rPr>
           <w:fldChar w:fldCharType="begin"/>
         </w:r>
         <w:r>
           <w:rPr>
-            <w:rStyle w:val="Seitenzahl"/>
+            <w:rStyle w:val="PageNumber"/>
           </w:rPr>
           <w:instrText xml:space="preserve"> PAGE </w:instrText>
         </w:r>
         <w:r>
           <w:rPr>
-            <w:rStyle w:val="Seitenzahl"/>
+            <w:rStyle w:val="PageNumber"/>
           </w:rPr>
           <w:fldChar w:fldCharType="separate"/>
         </w:r>
         <w:r>
           <w:rPr>
-            <w:rStyle w:val="Seitenzahl"/>
+            <w:rStyle w:val="PageNumber"/>
           </w:rPr>
           <w:t>0</w:t>
         </w:r>
         <w:r>
           <w:rPr>
-            <w:rStyle w:val="Seitenzahl"/>
+            <w:rStyle w:val="PageNumber"/>
           </w:rPr>
           <w:fldChar w:fldCharType="end"/>
         </w:r>
@@ -140,16 +151,15 @@
   </w:sdt>
   <w:p>
     <w:pPr>
-      <w:pStyle w:val="Kopfzeile"/>
-    </w:pPr>
-    <w:r>
-      <w:rPr>
-        <w:noProof/>
-      </w:rPr>
+      <w:pStyle w:val="Header"/>
+      <w:rPr/>
+    </w:pPr>
+    <w:r>
+      <w:rPr/>
       <mc:AlternateContent>
         <mc:Choice Requires="wps">
           <w:drawing>
-            <wp:anchor distT="0" distB="0" distL="0" distR="0" simplePos="0" relativeHeight="3" behindDoc="1" locked="0" layoutInCell="0" allowOverlap="1" wp14:anchorId="785FFAF9" wp14:editId="152C1B78">
+            <wp:anchor behindDoc="1" distT="0" distB="0" distL="0" distR="0" simplePos="0" locked="0" layoutInCell="0" allowOverlap="1" relativeHeight="2" wp14:anchorId="785FFAF9">
               <wp:simplePos x="0" y="0"/>
               <wp:positionH relativeFrom="margin">
                 <wp:align>right</wp:align>
@@ -161,7 +171,6 @@
               <wp:effectExtent l="0" t="0" r="0" b="0"/>
               <wp:wrapNone/>
               <wp:docPr id="1" name="Rahmen1"/>
-              <wp:cNvGraphicFramePr/>
               <a:graphic xmlns:a="http://schemas.openxmlformats.org/drawingml/2006/main">
                 <a:graphicData uri="http://schemas.microsoft.com/office/word/2010/wordprocessingShape">
                   <wps:wsp>
@@ -180,66 +189,60 @@
                       </a:ln>
                     </wps:spPr>
                     <wps:style>
-                      <a:lnRef idx="0">
-                        <a:scrgbClr r="0" g="0" b="0"/>
-                      </a:lnRef>
-                      <a:fillRef idx="0">
-                        <a:scrgbClr r="0" g="0" b="0"/>
-                      </a:fillRef>
-                      <a:effectRef idx="0">
-                        <a:scrgbClr r="0" g="0" b="0"/>
-                      </a:effectRef>
+                      <a:lnRef idx="0"/>
+                      <a:fillRef idx="0"/>
+                      <a:effectRef idx="0"/>
                       <a:fontRef idx="minor"/>
                     </wps:style>
                     <wps:txbx>
                       <w:txbxContent>
                         <w:sdt>
                           <w:sdtPr>
-                            <w:id w:val="1676230041"/>
                             <w:docPartObj>
                               <w:docPartGallery w:val="Page Numbers (Top of Page)"/>
-                              <w:docPartUnique/>
+                              <w:docPartUnique w:val="true"/>
                             </w:docPartObj>
+                            <w:id w:val="1676230041"/>
                           </w:sdtPr>
                           <w:sdtContent>
                             <w:p>
                               <w:pPr>
-                                <w:pStyle w:val="Kopfzeile"/>
+                                <w:pStyle w:val="Header"/>
                                 <w:rPr>
-                                  <w:rStyle w:val="Seitenzahl"/>
+                                  <w:rStyle w:val="PageNumber"/>
                                 </w:rPr>
                               </w:pPr>
                               <w:r>
                                 <w:rPr>
-                                  <w:rStyle w:val="Seitenzahl"/>
+                                  <w:rStyle w:val="PageNumber"/>
                                   <w:color w:val="000000"/>
                                 </w:rPr>
                                 <w:fldChar w:fldCharType="begin"/>
                               </w:r>
                               <w:r>
                                 <w:rPr>
-                                  <w:rStyle w:val="Seitenzahl"/>
+                                  <w:rStyle w:val="PageNumber"/>
                                   <w:color w:val="000000"/>
                                 </w:rPr>
                                 <w:instrText xml:space="preserve"> PAGE </w:instrText>
                               </w:r>
                               <w:r>
                                 <w:rPr>
-                                  <w:rStyle w:val="Seitenzahl"/>
+                                  <w:rStyle w:val="PageNumber"/>
                                   <w:color w:val="000000"/>
                                 </w:rPr>
                                 <w:fldChar w:fldCharType="separate"/>
                               </w:r>
                               <w:r>
                                 <w:rPr>
-                                  <w:rStyle w:val="Seitenzahl"/>
+                                  <w:rStyle w:val="PageNumber"/>
                                   <w:color w:val="000000"/>
                                 </w:rPr>
                                 <w:t>0</w:t>
                               </w:r>
                               <w:r>
                                 <w:rPr>
-                                  <w:rStyle w:val="Seitenzahl"/>
+                                  <w:rStyle w:val="PageNumber"/>
                                   <w:color w:val="000000"/>
                                 </w:rPr>
                                 <w:fldChar w:fldCharType="end"/>
@@ -249,7 +252,7 @@
                         </w:sdt>
                       </w:txbxContent>
                     </wps:txbx>
-                    <wps:bodyPr lIns="0" tIns="0" rIns="0" bIns="0" anchor="t">
+                    <wps:bodyPr lIns="0" rIns="0" tIns="0" bIns="0" anchor="t">
                       <a:spAutoFit/>
                     </wps:bodyPr>
                   </wps:wsp>
@@ -260,56 +263,58 @@
         </mc:Choice>
         <mc:Fallback>
           <w:pict>
-            <v:rect w14:anchorId="785FFAF9" id="Rahmen1" o:spid="_x0000_s1026" style="position:absolute;margin-left:-50.05pt;margin-top:.05pt;width:1.15pt;height:1.15pt;z-index:-503316477;visibility:visible;mso-wrap-style:square;mso-wrap-distance-left:0;mso-wrap-distance-top:0;mso-wrap-distance-right:0;mso-wrap-distance-bottom:0;mso-position-horizontal:right;mso-position-horizontal-relative:margin;mso-position-vertical:absolute;mso-position-vertical-relative:text;v-text-anchor:top" o:gfxdata="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" o:allowincell="f" filled="f" stroked="f" strokeweight="0">
-              <v:textbox style="mso-fit-shape-to-text:t" inset="0,0,0,0">
+            <v:rect id="shape_0" ID="Rahmen1" path="m0,0l-2147483645,0l-2147483645,-2147483646l0,-2147483646xe" stroked="f" o:allowincell="f" style="position:absolute;margin-left:0pt;margin-top:0.05pt;width:1.1pt;height:1.1pt;mso-wrap-style:square;v-text-anchor:top;mso-position-horizontal:right;mso-position-horizontal-relative:margin" wp14:anchorId="785FFAF9">
+              <v:fill o:detectmouseclick="t" on="false"/>
+              <v:stroke color="#3465a4" joinstyle="round" endcap="flat"/>
+              <v:textbox>
                 <w:txbxContent>
                   <w:sdt>
                     <w:sdtPr>
-                      <w:id w:val="1676230041"/>
                       <w:docPartObj>
                         <w:docPartGallery w:val="Page Numbers (Top of Page)"/>
-                        <w:docPartUnique/>
+                        <w:docPartUnique w:val="true"/>
                       </w:docPartObj>
+                      <w:id w:val="1676230041"/>
                     </w:sdtPr>
                     <w:sdtContent>
                       <w:p>
                         <w:pPr>
-                          <w:pStyle w:val="Kopfzeile"/>
+                          <w:pStyle w:val="Header"/>
                           <w:rPr>
-                            <w:rStyle w:val="Seitenzahl"/>
+                            <w:rStyle w:val="PageNumber"/>
                           </w:rPr>
                         </w:pPr>
                         <w:r>
                           <w:rPr>
-                            <w:rStyle w:val="Seitenzahl"/>
+                            <w:rStyle w:val="PageNumber"/>
                             <w:color w:val="000000"/>
                           </w:rPr>
                           <w:fldChar w:fldCharType="begin"/>
                         </w:r>
                         <w:r>
                           <w:rPr>
-                            <w:rStyle w:val="Seitenzahl"/>
+                            <w:rStyle w:val="PageNumber"/>
                             <w:color w:val="000000"/>
                           </w:rPr>
                           <w:instrText xml:space="preserve"> PAGE </w:instrText>
                         </w:r>
                         <w:r>
                           <w:rPr>
-                            <w:rStyle w:val="Seitenzahl"/>
+                            <w:rStyle w:val="PageNumber"/>
                             <w:color w:val="000000"/>
                           </w:rPr>
                           <w:fldChar w:fldCharType="separate"/>
                         </w:r>
                         <w:r>
                           <w:rPr>
-                            <w:rStyle w:val="Seitenzahl"/>
+                            <w:rStyle w:val="PageNumber"/>
                             <w:color w:val="000000"/>
                           </w:rPr>
                           <w:t>0</w:t>
                         </w:r>
                         <w:r>
                           <w:rPr>
-                            <w:rStyle w:val="Seitenzahl"/>
+                            <w:rStyle w:val="PageNumber"/>
                             <w:color w:val="000000"/>
                           </w:rPr>
                           <w:fldChar w:fldCharType="end"/>
@@ -319,7 +324,7 @@
                   </w:sdt>
                 </w:txbxContent>
               </v:textbox>
-              <w10:wrap anchorx="margin"/>
+              <w10:wrap type="none"/>
             </v:rect>
           </w:pict>
         </mc:Fallback>
@@ -330,86 +335,69 @@
 </file>
 
 <file path=word/header2.xml><?xml version="1.0" encoding="utf-8"?>
-<w:hdr xmlns:wpc="http://schemas.microsoft.com/office/word/2010/wordprocessingCanvas" xmlns:cx="http://schemas.microsoft.com/office/drawing/2014/chartex" xmlns:cx1="http://schemas.microsoft.com/office/drawing/2015/9/8/chartex" xmlns:cx2="http://schemas.microsoft.com/office/drawing/2015/10/21/chartex" xmlns:cx3="http://schemas.microsoft.com/office/drawing/2016/5/9/chartex" xmlns:cx4="http://schemas.microsoft.com/office/drawing/2016/5/10/chartex" xmlns:cx5="http://schemas.microsoft.com/office/drawing/2016/5/11/chartex" xmlns:cx6="http://schemas.microsoft.com/office/drawing/2016/5/12/chartex" xmlns:cx7="http://schemas.microsoft.com/office/drawing/2016/5/13/chartex" xmlns:cx8="http://schemas.microsoft.com/office/drawing/2016/5/14/chartex" xmlns:mc="http://schemas.openxmlformats.org/markup-compatibility/2006" xmlns:aink="http://schemas.microsoft.com/office/drawing/2016/ink" xmlns:am3d="http://schemas.microsoft.com/office/drawing/2017/model3d" xmlns:o="urn:schemas-microsoft-com:office:office" xmlns:oel="http://schemas.microsoft.com/office/2019/extlst" xmlns:r="http://schemas.openxmlformats.org/officeDocument/2006/relationships" xmlns:m="http://schemas.openxmlformats.org/officeDocument/2006/math" xmlns:v="urn:schemas-microsoft-com:vml" xmlns:wp14="http://schemas.microsoft.com/office/word/2010/wordprocessingDrawing" xmlns:wp="http://schemas.openxmlformats.org/drawingml/2006/wordprocessingDrawing" xmlns:w10="urn:schemas-microsoft-com:office:word" xmlns:w="http://schemas.openxmlformats.org/wordprocessingml/2006/main" xmlns:w14="http://schemas.microsoft.com/office/word/2010/wordml" xmlns:w15="http://schemas.microsoft.com/office/word/2012/wordml" xmlns:w16cex="http://schemas.microsoft.com/office/word/2018/wordml/cex" xmlns:w16cid="http://schemas.microsoft.com/office/word/2016/wordml/cid" xmlns:w16="http://schemas.microsoft.com/office/word/2018/wordml" xmlns:w16du="http://schemas.microsoft.com/office/word/2023/wordml/word16du" xmlns:w16sdtdh="http://schemas.microsoft.com/office/word/2020/wordml/sdtdatahash" xmlns:w16sdtfl="http://schemas.microsoft.com/office/word/2024/wordml/sdtformatlock" xmlns:w16se="http://schemas.microsoft.com/office/word/2015/wordml/symex" xmlns:wpg="http://schemas.microsoft.com/office/word/2010/wordprocessingGroup" xmlns:wpi="http://schemas.microsoft.com/office/word/2010/wordprocessingInk" xmlns:wne="http://schemas.microsoft.com/office/word/2006/wordml" xmlns:wps="http://schemas.microsoft.com/office/word/2010/wordprocessingShape" mc:Ignorable="w14 w15 w16se w16cid w16 w16cex w16sdtdh w16sdtfl w16du wp14">
+<w:hdr xmlns:o="urn:schemas-microsoft-com:office:office" xmlns:r="http://schemas.openxmlformats.org/officeDocument/2006/relationships" xmlns:v="urn:schemas-microsoft-com:vml" xmlns:w="http://schemas.openxmlformats.org/wordprocessingml/2006/main" xmlns:w10="urn:schemas-microsoft-com:office:word" xmlns:wp="http://schemas.openxmlformats.org/drawingml/2006/wordprocessingDrawing" xmlns:pic="http://schemas.openxmlformats.org/drawingml/2006/picture" xmlns:wps="http://schemas.microsoft.com/office/word/2010/wordprocessingShape" xmlns:wpg="http://schemas.microsoft.com/office/word/2010/wordprocessingGroup" xmlns:mc="http://schemas.openxmlformats.org/markup-compatibility/2006" xmlns:wp14="http://schemas.microsoft.com/office/word/2010/wordprocessingDrawing" xmlns:w14="http://schemas.microsoft.com/office/word/2010/wordml" xmlns:w15="http://schemas.microsoft.com/office/word/2012/wordml" mc:Ignorable="w14 wp14 w15">
   <w:p>
     <w:pPr>
       <w:pStyle w:val="Author"/>
+      <w:spacing w:before="0" w:after="480"/>
       <w:ind w:right="360"/>
-    </w:pPr>
-    <w:r>
-      <w:t>Sebastian Sukstorf</w:t>
-    </w:r>
-    <w:r>
+      <w:rPr/>
+    </w:pPr>
+    <w:r>
+      <w:rPr/>
+      <w:t>{author_in_text}</w:t>
+    </w:r>
+    <w:r>
+      <w:rPr/>
+      <w:t xml:space="preserve"> </w:t>
       <w:tab/>
-      <w:t xml:space="preserve"> </w:t>
-    </w:r>
-    <w:r>
       <w:tab/>
-    </w:r>
-    <w:r>
       <w:tab/>
-    </w:r>
-    <w:r>
       <w:tab/>
-    </w:r>
-    <w:r>
       <w:tab/>
     </w:r>
     <w:r>
-      <w:tab/>
-    </w:r>
-    <w:r>
+      <w:rPr/>
       <w:fldChar w:fldCharType="begin"/>
     </w:r>
     <w:r>
+      <w:rPr/>
       <w:instrText xml:space="preserve"> PAGE </w:instrText>
     </w:r>
     <w:r>
+      <w:rPr/>
       <w:fldChar w:fldCharType="separate"/>
     </w:r>
     <w:r>
-      <w:t>2</w:t>
-    </w:r>
-    <w:r>
+      <w:rPr/>
+      <w:t>1</w:t>
+    </w:r>
+    <w:r>
+      <w:rPr/>
       <w:fldChar w:fldCharType="end"/>
     </w:r>
     <w:r>
+      <w:rPr/>
       <w:t xml:space="preserve"> von </w:t>
     </w:r>
-    <w:fldSimple w:instr=" NUMPAGES ">
-      <w:r>
-        <w:t>2</w:t>
-      </w:r>
-    </w:fldSimple>
-    <w:r>
-      <w:br/>
-    </w:r>
-    <w:r>
-      <w:rPr>
-        <w:i/>
-        <w:iCs/>
-      </w:rPr>
+    <w:r>
+      <w:rPr/>
       <w:fldChar w:fldCharType="begin"/>
     </w:r>
     <w:r>
-      <w:rPr>
-        <w:i/>
-        <w:iCs/>
-      </w:rPr>
-      <w:instrText xml:space="preserve"> TITLE </w:instrText>
-    </w:r>
-    <w:r>
-      <w:rPr>
-        <w:i/>
-        <w:iCs/>
-      </w:rPr>
+      <w:rPr/>
+      <w:instrText xml:space="preserve"> NUMPAGES </w:instrText>
+    </w:r>
+    <w:r>
+      <w:rPr/>
       <w:fldChar w:fldCharType="separate"/>
     </w:r>
     <w:r>
-      <w:rPr>
-        <w:i/>
-        <w:iCs/>
-      </w:rPr>
+      <w:rPr/>
+      <w:t>1</w:t>
+    </w:r>
+    <w:r>
+      <w:rPr/>
       <w:fldChar w:fldCharType="end"/>
     </w:r>
   </w:p>
@@ -417,89 +405,69 @@
 </file>
 
 <file path=word/header3.xml><?xml version="1.0" encoding="utf-8"?>
-<w:hdr xmlns:wpc="http://schemas.microsoft.com/office/word/2010/wordprocessingCanvas" xmlns:cx="http://schemas.microsoft.com/office/drawing/2014/chartex" xmlns:cx1="http://schemas.microsoft.com/office/drawing/2015/9/8/chartex" xmlns:cx2="http://schemas.microsoft.com/office/drawing/2015/10/21/chartex" xmlns:cx3="http://schemas.microsoft.com/office/drawing/2016/5/9/chartex" xmlns:cx4="http://schemas.microsoft.com/office/drawing/2016/5/10/chartex" xmlns:cx5="http://schemas.microsoft.com/office/drawing/2016/5/11/chartex" xmlns:cx6="http://schemas.microsoft.com/office/drawing/2016/5/12/chartex" xmlns:cx7="http://schemas.microsoft.com/office/drawing/2016/5/13/chartex" xmlns:cx8="http://schemas.microsoft.com/office/drawing/2016/5/14/chartex" xmlns:mc="http://schemas.openxmlformats.org/markup-compatibility/2006" xmlns:aink="http://schemas.microsoft.com/office/drawing/2016/ink" xmlns:am3d="http://schemas.microsoft.com/office/drawing/2017/model3d" xmlns:o="urn:schemas-microsoft-com:office:office" xmlns:oel="http://schemas.microsoft.com/office/2019/extlst" xmlns:r="http://schemas.openxmlformats.org/officeDocument/2006/relationships" xmlns:m="http://schemas.openxmlformats.org/officeDocument/2006/math" xmlns:v="urn:schemas-microsoft-com:vml" xmlns:wp14="http://schemas.microsoft.com/office/word/2010/wordprocessingDrawing" xmlns:wp="http://schemas.openxmlformats.org/drawingml/2006/wordprocessingDrawing" xmlns:w10="urn:schemas-microsoft-com:office:word" xmlns:w="http://schemas.openxmlformats.org/wordprocessingml/2006/main" xmlns:w14="http://schemas.microsoft.com/office/word/2010/wordml" xmlns:w15="http://schemas.microsoft.com/office/word/2012/wordml" xmlns:w16cex="http://schemas.microsoft.com/office/word/2018/wordml/cex" xmlns:w16cid="http://schemas.microsoft.com/office/word/2016/wordml/cid" xmlns:w16="http://schemas.microsoft.com/office/word/2018/wordml" xmlns:w16du="http://schemas.microsoft.com/office/word/2023/wordml/word16du" xmlns:w16sdtdh="http://schemas.microsoft.com/office/word/2020/wordml/sdtdatahash" xmlns:w16sdtfl="http://schemas.microsoft.com/office/word/2024/wordml/sdtformatlock" xmlns:w16se="http://schemas.microsoft.com/office/word/2015/wordml/symex" xmlns:wpg="http://schemas.microsoft.com/office/word/2010/wordprocessingGroup" xmlns:wpi="http://schemas.microsoft.com/office/word/2010/wordprocessingInk" xmlns:wne="http://schemas.microsoft.com/office/word/2006/wordml" xmlns:wps="http://schemas.microsoft.com/office/word/2010/wordprocessingShape" mc:Ignorable="w14 w15 w16se w16cid w16 w16cex w16sdtdh w16sdtfl w16du wp14">
+<w:hdr xmlns:o="urn:schemas-microsoft-com:office:office" xmlns:r="http://schemas.openxmlformats.org/officeDocument/2006/relationships" xmlns:v="urn:schemas-microsoft-com:vml" xmlns:w="http://schemas.openxmlformats.org/wordprocessingml/2006/main" xmlns:w10="urn:schemas-microsoft-com:office:word" xmlns:wp="http://schemas.openxmlformats.org/drawingml/2006/wordprocessingDrawing" xmlns:pic="http://schemas.openxmlformats.org/drawingml/2006/picture" xmlns:wps="http://schemas.microsoft.com/office/word/2010/wordprocessingShape" xmlns:wpg="http://schemas.microsoft.com/office/word/2010/wordprocessingGroup" xmlns:mc="http://schemas.openxmlformats.org/markup-compatibility/2006" xmlns:wp14="http://schemas.microsoft.com/office/word/2010/wordprocessingDrawing" xmlns:w14="http://schemas.microsoft.com/office/word/2010/wordml" xmlns:w15="http://schemas.microsoft.com/office/word/2012/wordml" mc:Ignorable="w14 wp14 w15">
   <w:p>
     <w:pPr>
       <w:pStyle w:val="Author"/>
+      <w:spacing w:before="0" w:after="480"/>
       <w:ind w:right="360"/>
-    </w:pPr>
-    <w:r>
-      <w:t>Sebastian Sukstorf</w:t>
-    </w:r>
-    <w:r>
+      <w:rPr/>
+    </w:pPr>
+    <w:r>
+      <w:rPr/>
+      <w:t>{author_in_text}</w:t>
+    </w:r>
+    <w:r>
+      <w:rPr/>
+      <w:t xml:space="preserve"> </w:t>
       <w:tab/>
-      <w:t xml:space="preserve"> </w:t>
-    </w:r>
-    <w:r>
       <w:tab/>
-    </w:r>
-    <w:r>
       <w:tab/>
-    </w:r>
-    <w:r>
       <w:tab/>
-    </w:r>
-    <w:r>
       <w:tab/>
     </w:r>
     <w:r>
-      <w:tab/>
-    </w:r>
-    <w:r>
-      <w:tab/>
-    </w:r>
-    <w:r>
+      <w:rPr/>
       <w:fldChar w:fldCharType="begin"/>
     </w:r>
     <w:r>
+      <w:rPr/>
       <w:instrText xml:space="preserve"> PAGE </w:instrText>
     </w:r>
     <w:r>
+      <w:rPr/>
       <w:fldChar w:fldCharType="separate"/>
     </w:r>
     <w:r>
-      <w:t>2</w:t>
-    </w:r>
-    <w:r>
+      <w:rPr/>
+      <w:t>1</w:t>
+    </w:r>
+    <w:r>
+      <w:rPr/>
       <w:fldChar w:fldCharType="end"/>
     </w:r>
     <w:r>
+      <w:rPr/>
       <w:t xml:space="preserve"> von </w:t>
     </w:r>
-    <w:fldSimple w:instr=" NUMPAGES ">
-      <w:r>
-        <w:t>2</w:t>
-      </w:r>
-    </w:fldSimple>
-    <w:r>
-      <w:br/>
-    </w:r>
-    <w:r>
-      <w:rPr>
-        <w:i/>
-        <w:iCs/>
-      </w:rPr>
+    <w:r>
+      <w:rPr/>
       <w:fldChar w:fldCharType="begin"/>
     </w:r>
     <w:r>
-      <w:rPr>
-        <w:i/>
-        <w:iCs/>
-      </w:rPr>
-      <w:instrText xml:space="preserve"> TITLE </w:instrText>
-    </w:r>
-    <w:r>
-      <w:rPr>
-        <w:i/>
-        <w:iCs/>
-      </w:rPr>
+      <w:rPr/>
+      <w:instrText xml:space="preserve"> NUMPAGES </w:instrText>
+    </w:r>
+    <w:r>
+      <w:rPr/>
       <w:fldChar w:fldCharType="separate"/>
     </w:r>
     <w:r>
-      <w:rPr>
-        <w:i/>
-        <w:iCs/>
-      </w:rPr>
+      <w:rPr/>
+      <w:t>1</w:t>
+    </w:r>
+    <w:r>
+      <w:rPr/>
       <w:fldChar w:fldCharType="end"/>
     </w:r>
   </w:p>
@@ -507,11 +475,11 @@
 </file>
 
 <file path=word/styles.xml><?xml version="1.0" encoding="utf-8"?>
-<w:styles xmlns:mc="http://schemas.openxmlformats.org/markup-compatibility/2006" xmlns:r="http://schemas.openxmlformats.org/officeDocument/2006/relationships" xmlns:w="http://schemas.openxmlformats.org/wordprocessingml/2006/main" xmlns:w14="http://schemas.microsoft.com/office/word/2010/wordml" xmlns:w15="http://schemas.microsoft.com/office/word/2012/wordml" xmlns:w16cex="http://schemas.microsoft.com/office/word/2018/wordml/cex" xmlns:w16cid="http://schemas.microsoft.com/office/word/2016/wordml/cid" xmlns:w16="http://schemas.microsoft.com/office/word/2018/wordml" xmlns:w16du="http://schemas.microsoft.com/office/word/2023/wordml/word16du" xmlns:w16sdtdh="http://schemas.microsoft.com/office/word/2020/wordml/sdtdatahash" xmlns:w16sdtfl="http://schemas.microsoft.com/office/word/2024/wordml/sdtformatlock" xmlns:w16se="http://schemas.microsoft.com/office/word/2015/wordml/symex" mc:Ignorable="w14 w15 w16se w16cid w16 w16cex w16sdtdh w16sdtfl w16du">
+<w:styles xmlns:w="http://schemas.openxmlformats.org/wordprocessingml/2006/main" xmlns:w14="http://schemas.microsoft.com/office/word/2010/wordml" xmlns:mc="http://schemas.openxmlformats.org/markup-compatibility/2006" mc:Ignorable="w14">
   <w:docDefaults>
     <w:rPrDefault>
       <w:rPr>
-        <w:rFonts w:asciiTheme="minorHAnsi" w:eastAsiaTheme="minorHAnsi" w:hAnsiTheme="minorHAnsi" w:cstheme="minorBidi"/>
+        <w:rFonts w:ascii="Cambria" w:hAnsi="Cambria" w:eastAsia="Cambria" w:cs="" w:asciiTheme="minorHAnsi" w:cstheme="minorBidi" w:eastAsiaTheme="minorHAnsi" w:hAnsiTheme="minorHAnsi"/>
         <w:sz w:val="24"/>
         <w:szCs w:val="24"/>
         <w:lang w:val="en-US" w:eastAsia="en-US" w:bidi="ar-SA"/>
@@ -519,7 +487,7 @@
     </w:rPrDefault>
     <w:pPrDefault>
       <w:pPr>
-        <w:suppressAutoHyphens/>
+        <w:suppressAutoHyphens w:val="true"/>
       </w:pPr>
     </w:pPrDefault>
   </w:docDefaults>
@@ -761,202 +729,690 @@
     <w:lsdException w:name="List Table 5 Dark Accent 6" w:uiPriority="50"/>
     <w:lsdException w:name="List Table 6 Colorful Accent 6" w:uiPriority="51"/>
     <w:lsdException w:name="List Table 7 Colorful Accent 6" w:uiPriority="52"/>
-    <w:lsdException w:name="Mention" w:semiHidden="1" w:uiPriority="99" w:unhideWhenUsed="1"/>
-    <w:lsdException w:name="Smart Hyperlink" w:semiHidden="1" w:uiPriority="99" w:unhideWhenUsed="1"/>
-    <w:lsdException w:name="Hashtag" w:semiHidden="1" w:uiPriority="99" w:unhideWhenUsed="1"/>
-    <w:lsdException w:name="Unresolved Mention" w:semiHidden="1" w:uiPriority="99" w:unhideWhenUsed="1"/>
-    <w:lsdException w:name="Smart Link" w:semiHidden="1" w:uiPriority="99" w:unhideWhenUsed="1"/>
+    <w:lsdException w:name="Mention" w:uiPriority="99" w:semiHidden="1" w:unhideWhenUsed="1"/>
+    <w:lsdException w:name="Smart Hyperlink" w:uiPriority="99" w:semiHidden="1" w:unhideWhenUsed="1"/>
+    <w:lsdException w:name="Hashtag" w:uiPriority="99" w:semiHidden="1" w:unhideWhenUsed="1"/>
+    <w:lsdException w:name="Unresolved Mention" w:uiPriority="99" w:semiHidden="1" w:unhideWhenUsed="1"/>
+    <w:lsdException w:name="Smart Link" w:uiPriority="99" w:semiHidden="1" w:unhideWhenUsed="1"/>
   </w:latentStyles>
-  <w:style w:type="paragraph" w:default="1" w:styleId="Standard">
+  <w:style w:type="paragraph" w:styleId="Normal" w:default="1">
     <w:name w:val="Normal"/>
     <w:qFormat/>
-    <w:rsid w:val="00CF791E"/>
-    <w:pPr>
-      <w:spacing w:after="360" w:line="360" w:lineRule="auto"/>
-    </w:pPr>
-    <w:rPr>
-      <w:rFonts w:ascii="Courier New" w:hAnsi="Courier New"/>
-      <w:lang w:val="de-DE"/>
-    </w:rPr>
-  </w:style>
-  <w:style w:type="paragraph" w:styleId="berschrift1">
+    <w:rsid w:val="00cf791e"/>
+    <w:pPr>
+      <w:widowControl/>
+      <w:suppressAutoHyphens w:val="true"/>
+      <w:bidi w:val="0"/>
+      <w:spacing w:lineRule="auto" w:line="360" w:before="0" w:after="360"/>
+      <w:jc w:val="left"/>
+    </w:pPr>
+    <w:rPr>
+      <w:rFonts w:ascii="Courier New" w:hAnsi="Courier New" w:eastAsia="Cambria" w:cs="" w:cstheme="minorBidi" w:eastAsiaTheme="minorHAnsi"/>
+      <w:color w:val="auto"/>
+      <w:kern w:val="0"/>
+      <w:sz w:val="24"/>
+      <w:szCs w:val="24"/>
+      <w:lang w:val="de-DE" w:eastAsia="en-US" w:bidi="ar-SA"/>
+    </w:rPr>
+  </w:style>
+  <w:style w:type="paragraph" w:styleId="Heading1">
     <w:name w:val="heading 1"/>
-    <w:basedOn w:val="Standard"/>
-    <w:next w:val="Standard"/>
+    <w:basedOn w:val="Normal"/>
+    <w:next w:val="Normal"/>
     <w:uiPriority w:val="9"/>
     <w:qFormat/>
-    <w:rsid w:val="009B221B"/>
-    <w:pPr>
-      <w:widowControl w:val="0"/>
+    <w:rsid w:val="009b221b"/>
+    <w:pPr>
+      <w:widowControl w:val="false"/>
       <w:outlineLvl w:val="0"/>
     </w:pPr>
     <w:rPr>
-      <w:rFonts w:eastAsiaTheme="majorEastAsia" w:cstheme="majorBidi"/>
+      <w:rFonts w:eastAsia="" w:cs="" w:cstheme="majorBidi" w:eastAsiaTheme="majorEastAsia"/>
       <w:b/>
       <w:bCs/>
-      <w:color w:val="000000" w:themeColor="text1"/>
+      <w:color w:themeColor="text1" w:val="000000"/>
       <w:sz w:val="32"/>
       <w:szCs w:val="32"/>
     </w:rPr>
   </w:style>
-  <w:style w:type="paragraph" w:styleId="berschrift2">
+  <w:style w:type="paragraph" w:styleId="Heading2">
     <w:name w:val="heading 2"/>
-    <w:basedOn w:val="Standard"/>
-    <w:next w:val="Standard"/>
+    <w:basedOn w:val="Normal"/>
+    <w:next w:val="Normal"/>
     <w:uiPriority w:val="9"/>
     <w:unhideWhenUsed/>
     <w:qFormat/>
     <w:pPr>
-      <w:keepNext/>
+      <w:keepNext w:val="true"/>
       <w:keepLines/>
       <w:spacing w:before="200" w:after="0"/>
       <w:outlineLvl w:val="1"/>
     </w:pPr>
     <w:rPr>
-      <w:rFonts w:asciiTheme="majorHAnsi" w:eastAsiaTheme="majorEastAsia" w:hAnsiTheme="majorHAnsi" w:cstheme="majorBidi"/>
+      <w:rFonts w:ascii="Calibri" w:hAnsi="Calibri" w:eastAsia="" w:cs="" w:asciiTheme="majorHAnsi" w:cstheme="majorBidi" w:eastAsiaTheme="majorEastAsia" w:hAnsiTheme="majorHAnsi"/>
       <w:b/>
       <w:bCs/>
-      <w:color w:val="4F81BD" w:themeColor="accent1"/>
+      <w:color w:themeColor="accent1" w:val="4F81BD"/>
       <w:sz w:val="28"/>
       <w:szCs w:val="28"/>
     </w:rPr>
   </w:style>
-  <w:style w:type="paragraph" w:styleId="berschrift3">
+  <w:style w:type="paragraph" w:styleId="Heading3">
     <w:name w:val="heading 3"/>
-    <w:basedOn w:val="Standard"/>
-    <w:next w:val="Standard"/>
+    <w:basedOn w:val="Normal"/>
+    <w:next w:val="Normal"/>
     <w:uiPriority w:val="9"/>
     <w:unhideWhenUsed/>
     <w:qFormat/>
     <w:pPr>
-      <w:keepNext/>
+      <w:keepNext w:val="true"/>
       <w:keepLines/>
       <w:spacing w:before="200" w:after="0"/>
       <w:outlineLvl w:val="2"/>
     </w:pPr>
     <w:rPr>
-      <w:rFonts w:asciiTheme="majorHAnsi" w:eastAsiaTheme="majorEastAsia" w:hAnsiTheme="majorHAnsi" w:cstheme="majorBidi"/>
+      <w:rFonts w:ascii="Calibri" w:hAnsi="Calibri" w:eastAsia="" w:cs="" w:asciiTheme="majorHAnsi" w:cstheme="majorBidi" w:eastAsiaTheme="majorEastAsia" w:hAnsiTheme="majorHAnsi"/>
       <w:b/>
       <w:bCs/>
-      <w:color w:val="4F81BD" w:themeColor="accent1"/>
-    </w:rPr>
-  </w:style>
-  <w:style w:type="paragraph" w:styleId="berschrift4">
+      <w:color w:themeColor="accent1" w:val="4F81BD"/>
+    </w:rPr>
+  </w:style>
+  <w:style w:type="paragraph" w:styleId="Heading4">
     <w:name w:val="heading 4"/>
-    <w:basedOn w:val="Standard"/>
-    <w:next w:val="Standard"/>
+    <w:basedOn w:val="Normal"/>
+    <w:next w:val="Normal"/>
     <w:uiPriority w:val="9"/>
     <w:unhideWhenUsed/>
     <w:qFormat/>
     <w:pPr>
-      <w:keepNext/>
+      <w:keepNext w:val="true"/>
       <w:keepLines/>
       <w:spacing w:before="200" w:after="0"/>
       <w:outlineLvl w:val="3"/>
     </w:pPr>
     <w:rPr>
-      <w:rFonts w:asciiTheme="majorHAnsi" w:eastAsiaTheme="majorEastAsia" w:hAnsiTheme="majorHAnsi" w:cstheme="majorBidi"/>
+      <w:rFonts w:ascii="Calibri" w:hAnsi="Calibri" w:eastAsia="" w:cs="" w:asciiTheme="majorHAnsi" w:cstheme="majorBidi" w:eastAsiaTheme="majorEastAsia" w:hAnsiTheme="majorHAnsi"/>
       <w:bCs/>
       <w:i/>
-      <w:color w:val="4F81BD" w:themeColor="accent1"/>
-    </w:rPr>
-  </w:style>
-  <w:style w:type="paragraph" w:styleId="berschrift5">
+      <w:color w:themeColor="accent1" w:val="4F81BD"/>
+    </w:rPr>
+  </w:style>
+  <w:style w:type="paragraph" w:styleId="Heading5">
     <w:name w:val="heading 5"/>
-    <w:basedOn w:val="Standard"/>
-    <w:next w:val="Standard"/>
+    <w:basedOn w:val="Normal"/>
+    <w:next w:val="Normal"/>
     <w:uiPriority w:val="9"/>
     <w:unhideWhenUsed/>
     <w:qFormat/>
     <w:pPr>
-      <w:keepNext/>
+      <w:keepNext w:val="true"/>
       <w:keepLines/>
       <w:spacing w:before="200" w:after="0"/>
       <w:outlineLvl w:val="4"/>
     </w:pPr>
     <w:rPr>
-      <w:rFonts w:asciiTheme="majorHAnsi" w:eastAsiaTheme="majorEastAsia" w:hAnsiTheme="majorHAnsi" w:cstheme="majorBidi"/>
+      <w:rFonts w:ascii="Calibri" w:hAnsi="Calibri" w:eastAsia="" w:cs="" w:asciiTheme="majorHAnsi" w:cstheme="majorBidi" w:eastAsiaTheme="majorEastAsia" w:hAnsiTheme="majorHAnsi"/>
       <w:iCs/>
-      <w:color w:val="4F81BD" w:themeColor="accent1"/>
-    </w:rPr>
-  </w:style>
-  <w:style w:type="paragraph" w:styleId="berschrift6">
+      <w:color w:themeColor="accent1" w:val="4F81BD"/>
+    </w:rPr>
+  </w:style>
+  <w:style w:type="paragraph" w:styleId="Heading6">
     <w:name w:val="heading 6"/>
-    <w:basedOn w:val="Standard"/>
-    <w:next w:val="Standard"/>
+    <w:basedOn w:val="Normal"/>
+    <w:next w:val="Normal"/>
     <w:uiPriority w:val="9"/>
     <w:unhideWhenUsed/>
     <w:qFormat/>
     <w:pPr>
-      <w:keepNext/>
+      <w:keepNext w:val="true"/>
       <w:keepLines/>
       <w:spacing w:before="200" w:after="0"/>
       <w:outlineLvl w:val="5"/>
     </w:pPr>
     <w:rPr>
-      <w:rFonts w:asciiTheme="majorHAnsi" w:eastAsiaTheme="majorEastAsia" w:hAnsiTheme="majorHAnsi" w:cstheme="majorBidi"/>
-      <w:color w:val="4F81BD" w:themeColor="accent1"/>
-    </w:rPr>
-  </w:style>
-  <w:style w:type="paragraph" w:styleId="berschrift7">
+      <w:rFonts w:ascii="Calibri" w:hAnsi="Calibri" w:eastAsia="" w:cs="" w:asciiTheme="majorHAnsi" w:cstheme="majorBidi" w:eastAsiaTheme="majorEastAsia" w:hAnsiTheme="majorHAnsi"/>
+      <w:color w:themeColor="accent1" w:val="4F81BD"/>
+    </w:rPr>
+  </w:style>
+  <w:style w:type="paragraph" w:styleId="Heading7">
     <w:name w:val="heading 7"/>
-    <w:basedOn w:val="Standard"/>
-    <w:next w:val="Standard"/>
+    <w:basedOn w:val="Normal"/>
+    <w:next w:val="Normal"/>
     <w:uiPriority w:val="9"/>
     <w:unhideWhenUsed/>
     <w:qFormat/>
     <w:pPr>
-      <w:keepNext/>
+      <w:keepNext w:val="true"/>
       <w:keepLines/>
       <w:spacing w:before="200" w:after="0"/>
       <w:outlineLvl w:val="6"/>
     </w:pPr>
     <w:rPr>
-      <w:rFonts w:asciiTheme="majorHAnsi" w:eastAsiaTheme="majorEastAsia" w:hAnsiTheme="majorHAnsi" w:cstheme="majorBidi"/>
-      <w:color w:val="4F81BD" w:themeColor="accent1"/>
-    </w:rPr>
-  </w:style>
-  <w:style w:type="paragraph" w:styleId="berschrift8">
+      <w:rFonts w:ascii="Calibri" w:hAnsi="Calibri" w:eastAsia="" w:cs="" w:asciiTheme="majorHAnsi" w:cstheme="majorBidi" w:eastAsiaTheme="majorEastAsia" w:hAnsiTheme="majorHAnsi"/>
+      <w:color w:themeColor="accent1" w:val="4F81BD"/>
+    </w:rPr>
+  </w:style>
+  <w:style w:type="paragraph" w:styleId="Heading8">
     <w:name w:val="heading 8"/>
-    <w:basedOn w:val="Standard"/>
-    <w:next w:val="Standard"/>
+    <w:basedOn w:val="Normal"/>
+    <w:next w:val="Normal"/>
     <w:uiPriority w:val="9"/>
     <w:unhideWhenUsed/>
     <w:qFormat/>
     <w:pPr>
-      <w:keepNext/>
+      <w:keepNext w:val="true"/>
       <w:keepLines/>
       <w:spacing w:before="200" w:after="0"/>
       <w:outlineLvl w:val="7"/>
     </w:pPr>
     <w:rPr>
-      <w:rFonts w:asciiTheme="majorHAnsi" w:eastAsiaTheme="majorEastAsia" w:hAnsiTheme="majorHAnsi" w:cstheme="majorBidi"/>
-      <w:color w:val="4F81BD" w:themeColor="accent1"/>
-    </w:rPr>
-  </w:style>
-  <w:style w:type="paragraph" w:styleId="berschrift9">
+      <w:rFonts w:ascii="Calibri" w:hAnsi="Calibri" w:eastAsia="" w:cs="" w:asciiTheme="majorHAnsi" w:cstheme="majorBidi" w:eastAsiaTheme="majorEastAsia" w:hAnsiTheme="majorHAnsi"/>
+      <w:color w:themeColor="accent1" w:val="4F81BD"/>
+    </w:rPr>
+  </w:style>
+  <w:style w:type="paragraph" w:styleId="Heading9">
     <w:name w:val="heading 9"/>
-    <w:basedOn w:val="Standard"/>
-    <w:next w:val="Standard"/>
+    <w:basedOn w:val="Normal"/>
+    <w:next w:val="Normal"/>
     <w:uiPriority w:val="9"/>
     <w:unhideWhenUsed/>
     <w:qFormat/>
     <w:pPr>
-      <w:keepNext/>
+      <w:keepNext w:val="true"/>
       <w:keepLines/>
       <w:spacing w:before="200" w:after="0"/>
       <w:outlineLvl w:val="8"/>
     </w:pPr>
     <w:rPr>
-      <w:rFonts w:asciiTheme="majorHAnsi" w:eastAsiaTheme="majorEastAsia" w:hAnsiTheme="majorHAnsi" w:cstheme="majorBidi"/>
-      <w:color w:val="4F81BD" w:themeColor="accent1"/>
-    </w:rPr>
-  </w:style>
-  <w:style w:type="character" w:default="1" w:styleId="Absatz-Standardschriftart">
+      <w:rFonts w:ascii="Calibri" w:hAnsi="Calibri" w:eastAsia="" w:cs="" w:asciiTheme="majorHAnsi" w:cstheme="majorBidi" w:eastAsiaTheme="majorEastAsia" w:hAnsiTheme="majorHAnsi"/>
+      <w:color w:themeColor="accent1" w:val="4F81BD"/>
+    </w:rPr>
+  </w:style>
+  <w:style w:type="character" w:styleId="DefaultParagraphFont" w:default="1">
     <w:name w:val="Default Paragraph Font"/>
     <w:uiPriority w:val="1"/>
     <w:semiHidden/>
     <w:unhideWhenUsed/>
+    <w:qFormat/>
+    <w:rPr/>
+  </w:style>
+  <w:style w:type="character" w:styleId="VerbatimChar" w:customStyle="1">
+    <w:name w:val="Verbatim Char"/>
+    <w:basedOn w:val="DefaultParagraphFont"/>
+    <w:link w:val="SourceCode"/>
+    <w:qFormat/>
+    <w:rsid w:val="00eb2f54"/>
+    <w:rPr>
+      <w:rFonts w:ascii="Consolas" w:hAnsi="Consolas"/>
+      <w:sz w:val="22"/>
+    </w:rPr>
+  </w:style>
+  <w:style w:type="character" w:styleId="SectionNumber" w:customStyle="1">
+    <w:name w:val="Section Number"/>
+    <w:basedOn w:val="DefaultParagraphFont"/>
+    <w:qFormat/>
+    <w:rsid w:val="00eb2f54"/>
+    <w:rPr/>
+  </w:style>
+  <w:style w:type="character" w:styleId="KopfzeileZchn" w:customStyle="1">
+    <w:name w:val="Kopfzeile Zchn"/>
+    <w:basedOn w:val="DefaultParagraphFont"/>
+    <w:qFormat/>
+    <w:rsid w:val="00662742"/>
+    <w:rPr/>
+  </w:style>
+  <w:style w:type="character" w:styleId="PageNumber">
+    <w:name w:val="page number"/>
+    <w:basedOn w:val="DefaultParagraphFont"/>
+    <w:rsid w:val="00662742"/>
+    <w:rPr/>
+  </w:style>
+  <w:style w:type="character" w:styleId="SpecialCharTok" w:customStyle="1">
+    <w:name w:val="SpecialCharTok"/>
+    <w:basedOn w:val="VerbatimChar"/>
+    <w:qFormat/>
+    <w:rPr>
+      <w:rFonts w:ascii="Consolas" w:hAnsi="Consolas"/>
+      <w:color w:val="4070A0"/>
+      <w:sz w:val="22"/>
+    </w:rPr>
+  </w:style>
+  <w:style w:type="character" w:styleId="StringTok" w:customStyle="1">
+    <w:name w:val="StringTok"/>
+    <w:basedOn w:val="VerbatimChar"/>
+    <w:qFormat/>
+    <w:rPr>
+      <w:rFonts w:ascii="Consolas" w:hAnsi="Consolas"/>
+      <w:color w:val="4070A0"/>
+      <w:sz w:val="22"/>
+    </w:rPr>
+  </w:style>
+  <w:style w:type="character" w:styleId="VerbatimStringTok" w:customStyle="1">
+    <w:name w:val="VerbatimStringTok"/>
+    <w:basedOn w:val="VerbatimChar"/>
+    <w:qFormat/>
+    <w:rPr>
+      <w:rFonts w:ascii="Consolas" w:hAnsi="Consolas"/>
+      <w:color w:val="4070A0"/>
+      <w:sz w:val="22"/>
+    </w:rPr>
+  </w:style>
+  <w:style w:type="character" w:styleId="SpecialStringTok" w:customStyle="1">
+    <w:name w:val="SpecialStringTok"/>
+    <w:basedOn w:val="VerbatimChar"/>
+    <w:qFormat/>
+    <w:rPr>
+      <w:rFonts w:ascii="Consolas" w:hAnsi="Consolas"/>
+      <w:color w:val="BB6688"/>
+      <w:sz w:val="22"/>
+    </w:rPr>
+  </w:style>
+  <w:style w:type="character" w:styleId="OtherTok" w:customStyle="1">
+    <w:name w:val="OtherTok"/>
+    <w:basedOn w:val="VerbatimChar"/>
+    <w:qFormat/>
+    <w:rPr>
+      <w:rFonts w:ascii="Consolas" w:hAnsi="Consolas"/>
+      <w:color w:val="007020"/>
+      <w:sz w:val="22"/>
+    </w:rPr>
+  </w:style>
+  <w:style w:type="character" w:styleId="VariableTok" w:customStyle="1">
+    <w:name w:val="VariableTok"/>
+    <w:basedOn w:val="VerbatimChar"/>
+    <w:qFormat/>
+    <w:rPr>
+      <w:rFonts w:ascii="Consolas" w:hAnsi="Consolas"/>
+      <w:color w:val="19177C"/>
+      <w:sz w:val="22"/>
+    </w:rPr>
+  </w:style>
+  <w:style w:type="character" w:styleId="OperatorTok" w:customStyle="1">
+    <w:name w:val="OperatorTok"/>
+    <w:basedOn w:val="VerbatimChar"/>
+    <w:qFormat/>
+    <w:rPr>
+      <w:rFonts w:ascii="Consolas" w:hAnsi="Consolas"/>
+      <w:color w:val="666666"/>
+      <w:sz w:val="22"/>
+    </w:rPr>
+  </w:style>
+  <w:style w:type="character" w:styleId="PreprocessorTok" w:customStyle="1">
+    <w:name w:val="PreprocessorTok"/>
+    <w:basedOn w:val="VerbatimChar"/>
+    <w:qFormat/>
+    <w:rPr>
+      <w:rFonts w:ascii="Consolas" w:hAnsi="Consolas"/>
+      <w:color w:val="BC7A00"/>
+      <w:sz w:val="22"/>
+    </w:rPr>
+  </w:style>
+  <w:style w:type="character" w:styleId="RegionMarkerTok" w:customStyle="1">
+    <w:name w:val="RegionMarkerTok"/>
+    <w:basedOn w:val="VerbatimChar"/>
+    <w:qFormat/>
+    <w:rPr>
+      <w:rFonts w:ascii="Consolas" w:hAnsi="Consolas"/>
+      <w:sz w:val="22"/>
+    </w:rPr>
+  </w:style>
+  <w:style w:type="character" w:styleId="WarningTok" w:customStyle="1">
+    <w:name w:val="WarningTok"/>
+    <w:basedOn w:val="VerbatimChar"/>
+    <w:qFormat/>
+    <w:rPr>
+      <w:rFonts w:ascii="Consolas" w:hAnsi="Consolas"/>
+      <w:b/>
+      <w:i/>
+      <w:color w:val="60A0B0"/>
+      <w:sz w:val="22"/>
+    </w:rPr>
+  </w:style>
+  <w:style w:type="character" w:styleId="NormalTok" w:customStyle="1">
+    <w:name w:val="NormalTok"/>
+    <w:basedOn w:val="VerbatimChar"/>
+    <w:qFormat/>
+    <w:rPr>
+      <w:rFonts w:ascii="Consolas" w:hAnsi="Consolas"/>
+      <w:sz w:val="22"/>
+    </w:rPr>
+  </w:style>
+  <w:style w:type="character" w:styleId="FuzeileZchn" w:customStyle="1">
+    <w:name w:val="Fußzeile Zchn"/>
+    <w:basedOn w:val="DefaultParagraphFont"/>
+    <w:qFormat/>
+    <w:rsid w:val="009c0733"/>
+    <w:rPr>
+      <w:rFonts w:ascii="Courier New" w:hAnsi="Courier New"/>
+      <w:lang w:val="de-DE"/>
+    </w:rPr>
+  </w:style>
+  <w:style w:type="character" w:styleId="PlaceholderText">
+    <w:name w:val="Placeholder Text"/>
+    <w:basedOn w:val="DefaultParagraphFont"/>
+    <w:qFormat/>
+    <w:rsid w:val="009c0733"/>
+    <w:rPr>
+      <w:color w:val="666666"/>
+    </w:rPr>
+  </w:style>
+  <w:style w:type="paragraph" w:styleId="berschrift" w:customStyle="1">
+    <w:name w:val="Überschrift"/>
+    <w:basedOn w:val="Normal"/>
+    <w:next w:val="Normal"/>
+    <w:qFormat/>
+    <w:pPr>
+      <w:keepNext w:val="true"/>
+      <w:spacing w:before="240" w:after="360"/>
+    </w:pPr>
+    <w:rPr>
+      <w:rFonts w:ascii="Liberation Sans" w:hAnsi="Liberation Sans" w:eastAsia="Arial Unicode MS" w:cs="Arial Unicode MS"/>
+      <w:sz w:val="28"/>
+      <w:szCs w:val="28"/>
+    </w:rPr>
+  </w:style>
+  <w:style w:type="paragraph" w:styleId="BodyText">
+    <w:name w:val="Body Text"/>
+    <w:basedOn w:val="Normal"/>
+    <w:next w:val="Normal"/>
+    <w:rsid w:val="00fc7661"/>
+    <w:pPr/>
+    <w:rPr/>
+  </w:style>
+  <w:style w:type="paragraph" w:styleId="List">
+    <w:name w:val="List"/>
+    <w:basedOn w:val="BodyText"/>
+    <w:pPr/>
+    <w:rPr>
+      <w:rFonts w:cs="Arial Unicode MS"/>
+    </w:rPr>
+  </w:style>
+  <w:style w:type="paragraph" w:styleId="Caption">
+    <w:name w:val="caption"/>
+    <w:basedOn w:val="Normal"/>
+    <w:qFormat/>
+    <w:pPr>
+      <w:suppressLineNumbers/>
+      <w:spacing w:before="120" w:after="120"/>
+    </w:pPr>
+    <w:rPr>
+      <w:rFonts w:cs="Arial Unicode MS"/>
+      <w:i/>
+      <w:iCs/>
+    </w:rPr>
+  </w:style>
+  <w:style w:type="paragraph" w:styleId="Verzeichnis" w:customStyle="1">
+    <w:name w:val="Verzeichnis"/>
+    <w:basedOn w:val="Normal"/>
+    <w:qFormat/>
+    <w:pPr>
+      <w:suppressLineNumbers/>
+    </w:pPr>
+    <w:rPr>
+      <w:rFonts w:cs="Arial Unicode MS"/>
+    </w:rPr>
+  </w:style>
+  <w:style w:type="paragraph" w:styleId="berschriftuser" w:customStyle="1">
+    <w:name w:val="Überschrift (user)"/>
+    <w:basedOn w:val="Normal"/>
+    <w:next w:val="Normal"/>
+    <w:qFormat/>
+    <w:pPr>
+      <w:keepNext w:val="true"/>
+      <w:spacing w:before="240" w:after="360"/>
+    </w:pPr>
+    <w:rPr>
+      <w:rFonts w:ascii="Liberation Sans" w:hAnsi="Liberation Sans" w:eastAsia="Arial Unicode MS" w:cs="Arial Unicode MS"/>
+      <w:sz w:val="28"/>
+      <w:szCs w:val="28"/>
+    </w:rPr>
+  </w:style>
+  <w:style w:type="paragraph" w:styleId="Verzeichnisuser" w:customStyle="1">
+    <w:name w:val="Verzeichnis (user)"/>
+    <w:basedOn w:val="Normal"/>
+    <w:qFormat/>
+    <w:pPr>
+      <w:suppressLineNumbers/>
+    </w:pPr>
+    <w:rPr>
+      <w:rFonts w:cs="Arial Unicode MS"/>
+    </w:rPr>
+  </w:style>
+  <w:style w:type="paragraph" w:styleId="Title">
+    <w:name w:val="Title"/>
+    <w:basedOn w:val="Normal"/>
+    <w:next w:val="Normal"/>
+    <w:qFormat/>
+    <w:rsid w:val="00eb7903"/>
+    <w:pPr>
+      <w:keepNext w:val="true"/>
+      <w:keepLines/>
+      <w:spacing w:before="0" w:after="240"/>
+    </w:pPr>
+    <w:rPr>
+      <w:rFonts w:eastAsia="" w:cs="" w:cstheme="majorBidi" w:eastAsiaTheme="majorEastAsia"/>
+      <w:b/>
+      <w:bCs/>
+      <w:color w:themeColor="text1" w:val="000000"/>
+      <w:sz w:val="36"/>
+      <w:szCs w:val="36"/>
+    </w:rPr>
+  </w:style>
+  <w:style w:type="paragraph" w:styleId="Subtitle">
+    <w:name w:val="Subtitle"/>
+    <w:basedOn w:val="Title"/>
+    <w:next w:val="Normal"/>
+    <w:qFormat/>
+    <w:rsid w:val="00662742"/>
+    <w:pPr/>
+    <w:rPr>
+      <w:sz w:val="20"/>
+      <w:szCs w:val="30"/>
+    </w:rPr>
+  </w:style>
+  <w:style w:type="paragraph" w:styleId="Author" w:customStyle="1">
+    <w:name w:val="Author"/>
+    <w:next w:val="Normal"/>
+    <w:qFormat/>
+    <w:rsid w:val="006555dd"/>
+    <w:pPr>
+      <w:keepNext w:val="true"/>
+      <w:keepLines/>
+      <w:widowControl/>
+      <w:suppressAutoHyphens w:val="true"/>
+      <w:bidi w:val="0"/>
+      <w:spacing w:before="0" w:after="480"/>
+      <w:jc w:val="left"/>
+    </w:pPr>
+    <w:rPr>
+      <w:rFonts w:ascii="Courier New" w:hAnsi="Courier New" w:eastAsia="Cambria" w:cs="" w:cstheme="minorBidi" w:eastAsiaTheme="minorHAnsi"/>
+      <w:color w:val="auto"/>
+      <w:kern w:val="0"/>
+      <w:sz w:val="24"/>
+      <w:szCs w:val="24"/>
+      <w:lang w:val="en-US" w:eastAsia="en-US" w:bidi="ar-SA"/>
+    </w:rPr>
+  </w:style>
+  <w:style w:type="paragraph" w:styleId="Bibliography">
+    <w:name w:val="Bibliography"/>
+    <w:basedOn w:val="Normal"/>
+    <w:qFormat/>
+    <w:pPr/>
+    <w:rPr/>
+  </w:style>
+  <w:style w:type="paragraph" w:styleId="BlockText">
+    <w:name w:val="Block Text"/>
+    <w:basedOn w:val="Normal"/>
+    <w:next w:val="Normal"/>
+    <w:uiPriority w:val="9"/>
+    <w:unhideWhenUsed/>
+    <w:qFormat/>
+    <w:rsid w:val="00eb2f54"/>
+    <w:pPr>
+      <w:widowControl w:val="false"/>
+      <w:snapToGrid w:val="false"/>
+      <w:spacing w:before="100" w:after="100"/>
+      <w:ind w:firstLine="397" w:left="480" w:right="480"/>
+    </w:pPr>
+    <w:rPr/>
+  </w:style>
+  <w:style w:type="paragraph" w:styleId="FootnoteText">
+    <w:name w:val="footnote text"/>
+    <w:basedOn w:val="Normal"/>
+    <w:uiPriority w:val="9"/>
+    <w:unhideWhenUsed/>
+    <w:qFormat/>
+    <w:pPr/>
+    <w:rPr/>
+  </w:style>
+  <w:style w:type="paragraph" w:styleId="FootnoteBlockText" w:customStyle="1">
+    <w:name w:val="Footnote Block Text"/>
+    <w:uiPriority w:val="9"/>
+    <w:unhideWhenUsed/>
+    <w:qFormat/>
+    <w:pPr>
+      <w:widowControl/>
+      <w:suppressAutoHyphens w:val="true"/>
+      <w:bidi w:val="0"/>
+      <w:spacing w:before="100" w:after="100"/>
+      <w:ind w:left="480" w:right="480"/>
+      <w:jc w:val="left"/>
+    </w:pPr>
+    <w:rPr>
+      <w:rFonts w:ascii="Cambria" w:hAnsi="Cambria" w:eastAsia="Cambria" w:cs="" w:asciiTheme="minorHAnsi" w:cstheme="minorBidi" w:eastAsiaTheme="minorHAnsi" w:hAnsiTheme="minorHAnsi"/>
+      <w:color w:val="auto"/>
+      <w:kern w:val="0"/>
+      <w:sz w:val="24"/>
+      <w:szCs w:val="24"/>
+      <w:lang w:val="en-US" w:eastAsia="en-US" w:bidi="ar-SA"/>
+    </w:rPr>
+  </w:style>
+  <w:style w:type="paragraph" w:styleId="TableCaption" w:customStyle="1">
+    <w:name w:val="Table Caption"/>
+    <w:basedOn w:val="Normal"/>
+    <w:qFormat/>
+    <w:rsid w:val="00eb2f54"/>
+    <w:pPr>
+      <w:keepNext w:val="true"/>
+    </w:pPr>
+    <w:rPr>
+      <w:i/>
+    </w:rPr>
+  </w:style>
+  <w:style w:type="paragraph" w:styleId="Schaubilduser" w:customStyle="1">
+    <w:name w:val="Schaubild (user)"/>
+    <w:basedOn w:val="Normal"/>
+    <w:qFormat/>
+    <w:pPr/>
+    <w:rPr/>
+  </w:style>
+  <w:style w:type="paragraph" w:styleId="IndexHeading">
+    <w:name w:val="index heading"/>
+    <w:basedOn w:val="berschriftuser"/>
+    <w:pPr/>
+    <w:rPr/>
+  </w:style>
+  <w:style w:type="paragraph" w:styleId="TOCHeading">
+    <w:name w:val="TOC Heading"/>
+    <w:basedOn w:val="Heading1"/>
+    <w:next w:val="Normal"/>
+    <w:uiPriority w:val="39"/>
+    <w:unhideWhenUsed/>
+    <w:qFormat/>
+    <w:pPr>
+      <w:spacing w:lineRule="auto" w:line="259" w:before="240" w:after="360"/>
+      <w:outlineLvl w:val="9"/>
+    </w:pPr>
+    <w:rPr>
+      <w:b w:val="false"/>
+      <w:bCs w:val="false"/>
+      <w:color w:themeColor="accent1" w:themeShade="bf" w:val="365F91"/>
+    </w:rPr>
+  </w:style>
+  <w:style w:type="paragraph" w:styleId="Kopf-Fuzeile" w:customStyle="1">
+    <w:name w:val="Kopf-/Fußzeile"/>
+    <w:basedOn w:val="Normal"/>
+    <w:qFormat/>
+    <w:pPr/>
+    <w:rPr/>
+  </w:style>
+  <w:style w:type="paragraph" w:styleId="Kopf-Fuzeileuser" w:customStyle="1">
+    <w:name w:val="Kopf-/Fußzeile (user)"/>
+    <w:basedOn w:val="Normal"/>
+    <w:qFormat/>
+    <w:pPr/>
+    <w:rPr/>
+  </w:style>
+  <w:style w:type="paragraph" w:styleId="Header">
+    <w:name w:val="header"/>
+    <w:basedOn w:val="Normal"/>
+    <w:link w:val="KopfzeileZchn"/>
+    <w:rsid w:val="00662742"/>
+    <w:pPr>
+      <w:tabs>
+        <w:tab w:val="clear" w:pos="720"/>
+        <w:tab w:val="center" w:pos="4536" w:leader="none"/>
+        <w:tab w:val="right" w:pos="9072" w:leader="none"/>
+      </w:tabs>
+      <w:spacing w:before="0" w:after="0"/>
+    </w:pPr>
+    <w:rPr/>
+  </w:style>
+  <w:style w:type="paragraph" w:styleId="SourceCode" w:customStyle="1">
+    <w:name w:val="Source Code"/>
+    <w:link w:val="VerbatimChar"/>
+    <w:qFormat/>
+    <w:pPr>
+      <w:widowControl/>
+      <w:suppressAutoHyphens w:val="true"/>
+      <w:bidi w:val="0"/>
+      <w:spacing w:before="0" w:after="200"/>
+      <w:jc w:val="left"/>
+    </w:pPr>
+    <w:rPr>
+      <w:rFonts w:ascii="Cambria" w:hAnsi="Cambria" w:eastAsia="Cambria" w:cs="" w:asciiTheme="minorHAnsi" w:cstheme="minorBidi" w:eastAsiaTheme="minorHAnsi" w:hAnsiTheme="minorHAnsi"/>
+      <w:color w:val="auto"/>
+      <w:kern w:val="0"/>
+      <w:sz w:val="24"/>
+      <w:szCs w:val="24"/>
+      <w:lang w:val="en-US" w:eastAsia="en-US" w:bidi="ar-SA"/>
+    </w:rPr>
+  </w:style>
+  <w:style w:type="paragraph" w:styleId="Rahmeninhaltuser" w:customStyle="1">
+    <w:name w:val="Rahmeninhalt (user)"/>
+    <w:basedOn w:val="Normal"/>
+    <w:qFormat/>
+    <w:pPr/>
+    <w:rPr/>
+  </w:style>
+  <w:style w:type="paragraph" w:styleId="Rahmeninhalt" w:customStyle="1">
+    <w:name w:val="Rahmeninhalt"/>
+    <w:basedOn w:val="Normal"/>
+    <w:qFormat/>
+    <w:pPr/>
+    <w:rPr/>
+  </w:style>
+  <w:style w:type="paragraph" w:styleId="Footer">
+    <w:name w:val="footer"/>
+    <w:basedOn w:val="Normal"/>
+    <w:link w:val="FuzeileZchn"/>
+    <w:rsid w:val="009c0733"/>
+    <w:pPr>
+      <w:tabs>
+        <w:tab w:val="clear" w:pos="720"/>
+        <w:tab w:val="center" w:pos="4536" w:leader="none"/>
+        <w:tab w:val="right" w:pos="9072" w:leader="none"/>
+      </w:tabs>
+      <w:spacing w:lineRule="auto" w:line="240" w:before="0" w:after="0"/>
+    </w:pPr>
+    <w:rPr/>
+  </w:style>
+  <w:style w:type="numbering" w:styleId="KeineListe" w:default="1">
+    <w:name w:val="Keine Liste"/>
+    <w:uiPriority w:val="99"/>
+    <w:semiHidden/>
+    <w:unhideWhenUsed/>
+    <w:qFormat/>
   </w:style>
   <w:style w:type="table" w:default="1" w:styleId="NormaleTabelle">
     <w:name w:val="Normal Table"/>
@@ -964,7 +1420,6 @@
     <w:semiHidden/>
     <w:unhideWhenUsed/>
     <w:tblPr>
-      <w:tblInd w:w="0" w:type="dxa"/>
       <w:tblCellMar>
         <w:top w:w="0" w:type="dxa"/>
         <w:left w:w="108" w:type="dxa"/>
@@ -973,463 +1428,45 @@
       </w:tblCellMar>
     </w:tblPr>
   </w:style>
-  <w:style w:type="numbering" w:default="1" w:styleId="KeineListe">
-    <w:name w:val="No List"/>
-    <w:uiPriority w:val="99"/>
-    <w:semiHidden/>
-    <w:unhideWhenUsed/>
-  </w:style>
-  <w:style w:type="character" w:customStyle="1" w:styleId="VerbatimChar">
-    <w:name w:val="Verbatim Char"/>
-    <w:basedOn w:val="Absatz-Standardschriftart"/>
-    <w:link w:val="SourceCode"/>
-    <w:qFormat/>
-    <w:rsid w:val="00EB2F54"/>
-    <w:rPr>
-      <w:rFonts w:ascii="Consolas" w:hAnsi="Consolas"/>
-      <w:sz w:val="22"/>
-    </w:rPr>
-  </w:style>
-  <w:style w:type="character" w:customStyle="1" w:styleId="SectionNumber">
-    <w:name w:val="Section Number"/>
-    <w:basedOn w:val="Absatz-Standardschriftart"/>
-    <w:qFormat/>
-    <w:rsid w:val="00EB2F54"/>
-  </w:style>
-  <w:style w:type="character" w:customStyle="1" w:styleId="KopfzeileZchn">
-    <w:name w:val="Kopfzeile Zchn"/>
-    <w:basedOn w:val="Absatz-Standardschriftart"/>
-    <w:link w:val="Kopfzeile"/>
-    <w:qFormat/>
-    <w:rsid w:val="00662742"/>
-  </w:style>
-  <w:style w:type="character" w:styleId="Seitenzahl">
-    <w:name w:val="page number"/>
-    <w:basedOn w:val="Absatz-Standardschriftart"/>
-    <w:rsid w:val="00662742"/>
-  </w:style>
-  <w:style w:type="character" w:customStyle="1" w:styleId="SpecialCharTok">
-    <w:name w:val="SpecialCharTok"/>
-    <w:basedOn w:val="VerbatimChar"/>
-    <w:qFormat/>
-    <w:rPr>
-      <w:rFonts w:ascii="Consolas" w:hAnsi="Consolas"/>
-      <w:color w:val="4070A0"/>
-      <w:sz w:val="22"/>
-    </w:rPr>
-  </w:style>
-  <w:style w:type="character" w:customStyle="1" w:styleId="StringTok">
-    <w:name w:val="StringTok"/>
-    <w:basedOn w:val="VerbatimChar"/>
-    <w:qFormat/>
-    <w:rPr>
-      <w:rFonts w:ascii="Consolas" w:hAnsi="Consolas"/>
-      <w:color w:val="4070A0"/>
-      <w:sz w:val="22"/>
-    </w:rPr>
-  </w:style>
-  <w:style w:type="character" w:customStyle="1" w:styleId="VerbatimStringTok">
-    <w:name w:val="VerbatimStringTok"/>
-    <w:basedOn w:val="VerbatimChar"/>
-    <w:qFormat/>
-    <w:rPr>
-      <w:rFonts w:ascii="Consolas" w:hAnsi="Consolas"/>
-      <w:color w:val="4070A0"/>
-      <w:sz w:val="22"/>
-    </w:rPr>
-  </w:style>
-  <w:style w:type="character" w:customStyle="1" w:styleId="SpecialStringTok">
-    <w:name w:val="SpecialStringTok"/>
-    <w:basedOn w:val="VerbatimChar"/>
-    <w:qFormat/>
-    <w:rPr>
-      <w:rFonts w:ascii="Consolas" w:hAnsi="Consolas"/>
-      <w:color w:val="BB6688"/>
-      <w:sz w:val="22"/>
-    </w:rPr>
-  </w:style>
-  <w:style w:type="character" w:customStyle="1" w:styleId="OtherTok">
-    <w:name w:val="OtherTok"/>
-    <w:basedOn w:val="VerbatimChar"/>
-    <w:qFormat/>
-    <w:rPr>
-      <w:rFonts w:ascii="Consolas" w:hAnsi="Consolas"/>
-      <w:color w:val="007020"/>
-      <w:sz w:val="22"/>
-    </w:rPr>
-  </w:style>
-  <w:style w:type="character" w:customStyle="1" w:styleId="VariableTok">
-    <w:name w:val="VariableTok"/>
-    <w:basedOn w:val="VerbatimChar"/>
-    <w:qFormat/>
-    <w:rPr>
-      <w:rFonts w:ascii="Consolas" w:hAnsi="Consolas"/>
-      <w:color w:val="19177C"/>
-      <w:sz w:val="22"/>
-    </w:rPr>
-  </w:style>
-  <w:style w:type="character" w:customStyle="1" w:styleId="OperatorTok">
-    <w:name w:val="OperatorTok"/>
-    <w:basedOn w:val="VerbatimChar"/>
-    <w:qFormat/>
-    <w:rPr>
-      <w:rFonts w:ascii="Consolas" w:hAnsi="Consolas"/>
-      <w:color w:val="666666"/>
-      <w:sz w:val="22"/>
-    </w:rPr>
-  </w:style>
-  <w:style w:type="character" w:customStyle="1" w:styleId="PreprocessorTok">
-    <w:name w:val="PreprocessorTok"/>
-    <w:basedOn w:val="VerbatimChar"/>
-    <w:qFormat/>
-    <w:rPr>
-      <w:rFonts w:ascii="Consolas" w:hAnsi="Consolas"/>
-      <w:color w:val="BC7A00"/>
-      <w:sz w:val="22"/>
-    </w:rPr>
-  </w:style>
-  <w:style w:type="character" w:customStyle="1" w:styleId="RegionMarkerTok">
-    <w:name w:val="RegionMarkerTok"/>
-    <w:basedOn w:val="VerbatimChar"/>
-    <w:qFormat/>
-    <w:rPr>
-      <w:rFonts w:ascii="Consolas" w:hAnsi="Consolas"/>
-      <w:sz w:val="22"/>
-    </w:rPr>
-  </w:style>
-  <w:style w:type="character" w:customStyle="1" w:styleId="WarningTok">
-    <w:name w:val="WarningTok"/>
-    <w:basedOn w:val="VerbatimChar"/>
-    <w:qFormat/>
-    <w:rPr>
-      <w:rFonts w:ascii="Consolas" w:hAnsi="Consolas"/>
-      <w:b/>
-      <w:i/>
-      <w:color w:val="60A0B0"/>
-      <w:sz w:val="22"/>
-    </w:rPr>
-  </w:style>
-  <w:style w:type="character" w:customStyle="1" w:styleId="NormalTok">
-    <w:name w:val="NormalTok"/>
-    <w:basedOn w:val="VerbatimChar"/>
-    <w:qFormat/>
-    <w:rPr>
-      <w:rFonts w:ascii="Consolas" w:hAnsi="Consolas"/>
-      <w:sz w:val="22"/>
-    </w:rPr>
-  </w:style>
-  <w:style w:type="character" w:customStyle="1" w:styleId="FuzeileZchn">
-    <w:name w:val="Fußzeile Zchn"/>
-    <w:basedOn w:val="Absatz-Standardschriftart"/>
-    <w:link w:val="Fuzeile"/>
-    <w:qFormat/>
-    <w:rsid w:val="009C0733"/>
-    <w:rPr>
-      <w:rFonts w:ascii="Courier New" w:hAnsi="Courier New"/>
-      <w:lang w:val="de-DE"/>
-    </w:rPr>
-  </w:style>
-  <w:style w:type="character" w:styleId="Platzhaltertext">
-    <w:name w:val="Placeholder Text"/>
-    <w:basedOn w:val="Absatz-Standardschriftart"/>
-    <w:qFormat/>
-    <w:rsid w:val="009C0733"/>
-    <w:rPr>
-      <w:color w:val="666666"/>
-    </w:rPr>
-  </w:style>
-  <w:style w:type="paragraph" w:customStyle="1" w:styleId="berschrift">
-    <w:name w:val="Überschrift"/>
-    <w:basedOn w:val="Standard"/>
-    <w:next w:val="Standard"/>
-    <w:qFormat/>
-    <w:pPr>
-      <w:keepNext/>
-      <w:spacing w:before="240"/>
-    </w:pPr>
-    <w:rPr>
-      <w:rFonts w:ascii="Liberation Sans" w:eastAsia="Arial Unicode MS" w:hAnsi="Liberation Sans" w:cs="Arial Unicode MS"/>
-      <w:sz w:val="28"/>
-      <w:szCs w:val="28"/>
-    </w:rPr>
-  </w:style>
-  <w:style w:type="paragraph" w:styleId="Textkrper">
-    <w:name w:val="Body Text"/>
-    <w:basedOn w:val="Standard"/>
-    <w:next w:val="Standard"/>
-    <w:rsid w:val="00FC7661"/>
-  </w:style>
-  <w:style w:type="paragraph" w:styleId="Liste">
-    <w:name w:val="List"/>
-    <w:basedOn w:val="Textkrper"/>
-    <w:rPr>
-      <w:rFonts w:cs="Arial Unicode MS"/>
-    </w:rPr>
-  </w:style>
-  <w:style w:type="paragraph" w:styleId="Beschriftung">
-    <w:name w:val="caption"/>
-    <w:basedOn w:val="Standard"/>
-    <w:qFormat/>
-    <w:pPr>
-      <w:suppressLineNumbers/>
-      <w:spacing w:before="120" w:after="120"/>
-    </w:pPr>
-    <w:rPr>
-      <w:rFonts w:cs="Arial Unicode MS"/>
-      <w:i/>
-      <w:iCs/>
-    </w:rPr>
-  </w:style>
-  <w:style w:type="paragraph" w:customStyle="1" w:styleId="Verzeichnis">
-    <w:name w:val="Verzeichnis"/>
-    <w:basedOn w:val="Standard"/>
-    <w:qFormat/>
-    <w:pPr>
-      <w:suppressLineNumbers/>
-    </w:pPr>
-    <w:rPr>
-      <w:rFonts w:cs="Arial Unicode MS"/>
-    </w:rPr>
-  </w:style>
-  <w:style w:type="paragraph" w:customStyle="1" w:styleId="berschriftuser">
-    <w:name w:val="Überschrift (user)"/>
-    <w:basedOn w:val="Standard"/>
-    <w:next w:val="Standard"/>
-    <w:qFormat/>
-    <w:pPr>
-      <w:keepNext/>
-      <w:spacing w:before="240"/>
-    </w:pPr>
-    <w:rPr>
-      <w:rFonts w:ascii="Liberation Sans" w:eastAsia="Arial Unicode MS" w:hAnsi="Liberation Sans" w:cs="Arial Unicode MS"/>
-      <w:sz w:val="28"/>
-      <w:szCs w:val="28"/>
-    </w:rPr>
-  </w:style>
-  <w:style w:type="paragraph" w:customStyle="1" w:styleId="Verzeichnisuser">
-    <w:name w:val="Verzeichnis (user)"/>
-    <w:basedOn w:val="Standard"/>
-    <w:qFormat/>
-    <w:pPr>
-      <w:suppressLineNumbers/>
-    </w:pPr>
-    <w:rPr>
-      <w:rFonts w:cs="Arial Unicode MS"/>
-    </w:rPr>
-  </w:style>
-  <w:style w:type="paragraph" w:styleId="Titel">
-    <w:name w:val="Title"/>
-    <w:basedOn w:val="Standard"/>
-    <w:next w:val="Standard"/>
-    <w:qFormat/>
-    <w:rsid w:val="00EB7903"/>
-    <w:pPr>
-      <w:keepNext/>
-      <w:keepLines/>
-      <w:spacing w:after="240"/>
-    </w:pPr>
-    <w:rPr>
-      <w:rFonts w:eastAsiaTheme="majorEastAsia" w:cstheme="majorBidi"/>
-      <w:b/>
-      <w:bCs/>
-      <w:color w:val="000000" w:themeColor="text1"/>
-      <w:sz w:val="36"/>
-      <w:szCs w:val="36"/>
-    </w:rPr>
-  </w:style>
-  <w:style w:type="paragraph" w:styleId="Untertitel">
-    <w:name w:val="Subtitle"/>
-    <w:basedOn w:val="Titel"/>
-    <w:next w:val="Standard"/>
-    <w:qFormat/>
-    <w:rsid w:val="00662742"/>
-    <w:rPr>
-      <w:sz w:val="20"/>
-      <w:szCs w:val="30"/>
-    </w:rPr>
-  </w:style>
-  <w:style w:type="paragraph" w:customStyle="1" w:styleId="Author">
-    <w:name w:val="Author"/>
-    <w:next w:val="Standard"/>
-    <w:qFormat/>
-    <w:rsid w:val="006555DD"/>
-    <w:pPr>
-      <w:keepNext/>
-      <w:keepLines/>
-      <w:spacing w:after="480"/>
-    </w:pPr>
-    <w:rPr>
-      <w:rFonts w:ascii="Courier New" w:hAnsi="Courier New"/>
-    </w:rPr>
-  </w:style>
-  <w:style w:type="paragraph" w:styleId="Literaturverzeichnis">
-    <w:name w:val="Bibliography"/>
-    <w:basedOn w:val="Standard"/>
-    <w:qFormat/>
-  </w:style>
-  <w:style w:type="paragraph" w:styleId="Blocktext">
-    <w:name w:val="Block Text"/>
-    <w:basedOn w:val="Standard"/>
-    <w:next w:val="Standard"/>
-    <w:uiPriority w:val="9"/>
-    <w:unhideWhenUsed/>
-    <w:qFormat/>
-    <w:rsid w:val="00EB2F54"/>
-    <w:pPr>
-      <w:widowControl w:val="0"/>
-      <w:snapToGrid w:val="0"/>
-      <w:spacing w:before="100" w:after="100"/>
-      <w:ind w:left="480" w:right="480" w:firstLine="397"/>
-    </w:pPr>
-  </w:style>
-  <w:style w:type="paragraph" w:styleId="Funotentext">
-    <w:name w:val="footnote text"/>
-    <w:basedOn w:val="Standard"/>
-    <w:uiPriority w:val="9"/>
-    <w:unhideWhenUsed/>
-    <w:qFormat/>
-  </w:style>
-  <w:style w:type="paragraph" w:customStyle="1" w:styleId="FootnoteBlockText">
-    <w:name w:val="Footnote Block Text"/>
-    <w:uiPriority w:val="9"/>
-    <w:unhideWhenUsed/>
-    <w:qFormat/>
-    <w:pPr>
-      <w:spacing w:before="100" w:after="100"/>
-      <w:ind w:left="480" w:right="480"/>
-    </w:pPr>
-  </w:style>
-  <w:style w:type="paragraph" w:customStyle="1" w:styleId="TableCaption">
-    <w:name w:val="Table Caption"/>
-    <w:basedOn w:val="Standard"/>
-    <w:qFormat/>
-    <w:rsid w:val="00EB2F54"/>
-    <w:pPr>
-      <w:keepNext/>
-    </w:pPr>
-    <w:rPr>
-      <w:i/>
-    </w:rPr>
-  </w:style>
-  <w:style w:type="paragraph" w:customStyle="1" w:styleId="Schaubild">
-    <w:name w:val="Schaubild"/>
-    <w:basedOn w:val="Standard"/>
-    <w:qFormat/>
-  </w:style>
-  <w:style w:type="paragraph" w:styleId="Indexberschrift">
-    <w:name w:val="index heading"/>
-    <w:basedOn w:val="berschrift"/>
-  </w:style>
-  <w:style w:type="paragraph" w:styleId="Inhaltsverzeichnisberschrift">
-    <w:name w:val="TOC Heading"/>
-    <w:basedOn w:val="berschrift1"/>
-    <w:next w:val="Standard"/>
-    <w:uiPriority w:val="39"/>
-    <w:unhideWhenUsed/>
-    <w:qFormat/>
-    <w:pPr>
-      <w:spacing w:before="240" w:line="259" w:lineRule="auto"/>
-      <w:outlineLvl w:val="9"/>
-    </w:pPr>
-    <w:rPr>
-      <w:b w:val="0"/>
-      <w:bCs w:val="0"/>
-      <w:color w:val="365F91" w:themeColor="accent1" w:themeShade="BF"/>
-    </w:rPr>
-  </w:style>
-  <w:style w:type="paragraph" w:customStyle="1" w:styleId="Kopf-Fuzeileuser">
-    <w:name w:val="Kopf-/Fußzeile (user)"/>
-    <w:basedOn w:val="Standard"/>
-    <w:qFormat/>
-  </w:style>
-  <w:style w:type="paragraph" w:customStyle="1" w:styleId="Kopf-Fuzeile">
-    <w:name w:val="Kopf-/Fußzeile"/>
-    <w:basedOn w:val="Standard"/>
-    <w:qFormat/>
-  </w:style>
-  <w:style w:type="paragraph" w:styleId="Kopfzeile">
-    <w:name w:val="header"/>
-    <w:basedOn w:val="Standard"/>
-    <w:link w:val="KopfzeileZchn"/>
-    <w:rsid w:val="00662742"/>
-    <w:pPr>
-      <w:tabs>
-        <w:tab w:val="center" w:pos="4536"/>
-        <w:tab w:val="right" w:pos="9072"/>
-      </w:tabs>
-      <w:spacing w:after="0"/>
-    </w:pPr>
-  </w:style>
-  <w:style w:type="paragraph" w:customStyle="1" w:styleId="SourceCode">
-    <w:name w:val="Source Code"/>
-    <w:link w:val="VerbatimChar"/>
-    <w:qFormat/>
-    <w:pPr>
-      <w:spacing w:after="200"/>
-    </w:pPr>
-  </w:style>
-  <w:style w:type="paragraph" w:customStyle="1" w:styleId="Rahmeninhalt">
-    <w:name w:val="Rahmeninhalt"/>
-    <w:basedOn w:val="Standard"/>
-    <w:qFormat/>
-  </w:style>
-  <w:style w:type="paragraph" w:customStyle="1" w:styleId="Rahmeninhaltuser">
-    <w:name w:val="Rahmeninhalt (user)"/>
-    <w:basedOn w:val="Standard"/>
-    <w:qFormat/>
-  </w:style>
-  <w:style w:type="paragraph" w:styleId="Fuzeile">
-    <w:name w:val="footer"/>
-    <w:basedOn w:val="Standard"/>
-    <w:link w:val="FuzeileZchn"/>
-    <w:rsid w:val="009C0733"/>
-    <w:pPr>
-      <w:tabs>
-        <w:tab w:val="center" w:pos="4536"/>
-        <w:tab w:val="right" w:pos="9072"/>
-      </w:tabs>
-      <w:spacing w:after="0" w:line="240" w:lineRule="auto"/>
-    </w:pPr>
-  </w:style>
 </w:styles>
 </file>
 
 <file path=word/theme/theme1.xml><?xml version="1.0" encoding="utf-8"?>
-<a:theme xmlns:a="http://schemas.openxmlformats.org/drawingml/2006/main" name="Office Theme">
+<a:theme xmlns:a="http://schemas.openxmlformats.org/drawingml/2006/main" xmlns:r="http://schemas.openxmlformats.org/officeDocument/2006/relationships" name="Office Theme">
   <a:themeElements>
     <a:clrScheme name="Office">
       <a:dk1>
         <a:srgbClr val="000000"/>
       </a:dk1>
       <a:lt1>
-        <a:srgbClr val="FFFFFF"/>
+        <a:srgbClr val="ffffff"/>
       </a:lt1>
       <a:dk2>
-        <a:srgbClr val="1F497D"/>
+        <a:srgbClr val="1f497d"/>
       </a:dk2>
       <a:lt2>
-        <a:srgbClr val="EEECE1"/>
+        <a:srgbClr val="eeece1"/>
       </a:lt2>
       <a:accent1>
-        <a:srgbClr val="4F81BD"/>
+        <a:srgbClr val="4f81bd"/>
       </a:accent1>
       <a:accent2>
-        <a:srgbClr val="C0504D"/>
+        <a:srgbClr val="c0504d"/>
       </a:accent2>
       <a:accent3>
-        <a:srgbClr val="9BBB59"/>
+        <a:srgbClr val="9bbb59"/>
       </a:accent3>
       <a:accent4>
-        <a:srgbClr val="8064A2"/>
+        <a:srgbClr val="8064a2"/>
       </a:accent4>
       <a:accent5>
-        <a:srgbClr val="4BACC6"/>
+        <a:srgbClr val="4bacc6"/>
       </a:accent5>
       <a:accent6>
-        <a:srgbClr val="F79646"/>
+        <a:srgbClr val="f79646"/>
       </a:accent6>
       <a:hlink>
-        <a:srgbClr val="0000FF"/>
+        <a:srgbClr val="0000ff"/>
       </a:hlink>
       <a:folHlink>
         <a:srgbClr val="800080"/>
@@ -1437,12 +1474,12 @@
     </a:clrScheme>
     <a:fontScheme name="Office">
       <a:majorFont>
-        <a:latin typeface="Calibri"/>
+        <a:latin typeface="Calibri" pitchFamily="0" charset="1"/>
         <a:ea typeface=""/>
         <a:cs typeface=""/>
       </a:majorFont>
       <a:minorFont>
-        <a:latin typeface="Cambria"/>
+        <a:latin typeface="Cambria" pitchFamily="0" charset="1"/>
         <a:ea typeface=""/>
         <a:cs typeface=""/>
       </a:minorFont>
@@ -1471,7 +1508,7 @@
             </a:gs>
           </a:gsLst>
           <a:lin ang="16200000" scaled="1"/>
-          <a:tileRect/>
+          <a:tileRect l="0" t="0" r="0" b="0"/>
         </a:gradFill>
         <a:gradFill>
           <a:gsLst>
@@ -1489,7 +1526,7 @@
             </a:gs>
           </a:gsLst>
           <a:lin ang="16200000" scaled="0"/>
-          <a:tileRect/>
+          <a:tileRect l="0" t="0" r="0" b="0"/>
         </a:gradFill>
       </a:fillStyleLst>
       <a:lnStyleLst>
@@ -1540,7 +1577,7 @@
           <a:path path="circle">
             <a:fillToRect l="50000" t="-80000" r="50000" b="180000"/>
           </a:path>
-          <a:tileRect/>
+          <a:tileRect l="0" t="0" r="0" b="0"/>
         </a:gradFill>
         <a:gradFill>
           <a:gsLst>
@@ -1558,12 +1595,10 @@
           <a:path path="circle">
             <a:fillToRect l="50000" t="50000" r="50000" b="50000"/>
           </a:path>
-          <a:tileRect/>
+          <a:tileRect l="0" t="0" r="0" b="0"/>
         </a:gradFill>
       </a:bgFillStyleLst>
     </a:fmtScheme>
   </a:themeElements>
-  <a:objectDefaults/>
-  <a:extraClrSchemeLst/>
 </a:theme>
 </file>